--- a/docs/My Book.docx
+++ b/docs/My Book.docx
@@ -307,28 +307,16 @@
           <w:numId w:val="1"/>
         </w:numPr>
         <w:rPr>
-          <w:lang w:val="en-US"/>
-        </w:rPr>
-      </w:pPr>
-      <w:r>
-        <w:rPr>
+          <w:strike/>
+          <w:lang w:val="en-US"/>
+        </w:rPr>
+      </w:pPr>
+      <w:r>
+        <w:rPr>
+          <w:strike/>
           <w:lang w:val="en-US"/>
         </w:rPr>
         <w:t>Uncle Ben</w:t>
-      </w:r>
-      <w:r>
-        <w:rPr>
-          <w:lang w:val="en-US"/>
-        </w:rPr>
-        <w:br/>
-        <w:t>- looking back, I never tested the idea</w:t>
-      </w:r>
-      <w:r>
-        <w:rPr>
-          <w:lang w:val="en-US"/>
-        </w:rPr>
-        <w:br/>
-        <w:t>- hungry but couldn’t take any more and tipped it out.</w:t>
       </w:r>
     </w:p>
     <w:p>
@@ -481,7 +469,6 @@
         <w:rPr>
           <w:lang w:val="en-US"/>
         </w:rPr>
-        <w:lastRenderedPageBreak/>
         <w:t xml:space="preserve">The apple. Walked the north island range and had reduced my water (at the top). There was no water for ages. </w:t>
       </w:r>
       <w:r>
@@ -536,6 +523,7 @@
         <w:rPr>
           <w:lang w:val="en-US"/>
         </w:rPr>
+        <w:lastRenderedPageBreak/>
         <w:t xml:space="preserve">The magnificent </w:t>
       </w:r>
       <w:r>
@@ -579,6 +567,7 @@
       <w:proofErr w:type="spellStart"/>
       <w:r>
         <w:rPr>
+          <w:strike/>
           <w:lang w:val="en-US"/>
         </w:rPr>
         <w:t>Owera</w:t>
@@ -586,9 +575,64 @@
       <w:proofErr w:type="spellEnd"/>
       <w:r>
         <w:rPr>
+          <w:strike/>
           <w:lang w:val="en-US"/>
         </w:rPr>
         <w:t xml:space="preserve"> beach</w:t>
+      </w:r>
+      <w:r>
+        <w:rPr>
+          <w:strike/>
+          <w:lang w:val="en-US"/>
+        </w:rPr>
+        <w:br/>
+      </w:r>
+      <w:r>
+        <w:rPr>
+          <w:lang w:val="en-US"/>
+        </w:rPr>
+        <w:t>- The</w:t>
+      </w:r>
+      <w:r>
+        <w:rPr>
+          <w:lang w:val="en-US"/>
+        </w:rPr>
+        <w:t xml:space="preserve"> </w:t>
+      </w:r>
+      <w:proofErr w:type="spellStart"/>
+      <w:r>
+        <w:rPr>
+          <w:lang w:val="en-US"/>
+        </w:rPr>
+        <w:t>Richmonds</w:t>
+      </w:r>
+      <w:proofErr w:type="spellEnd"/>
+      <w:r>
+        <w:rPr>
+          <w:lang w:val="en-US"/>
+        </w:rPr>
+        <w:t xml:space="preserve"> and The Pass</w:t>
+      </w:r>
+      <w:r>
+        <w:rPr>
+          <w:lang w:val="en-US"/>
+        </w:rPr>
+        <w:br/>
+        <w:t xml:space="preserve">- My rules: </w:t>
+      </w:r>
+      <w:r>
+        <w:rPr>
+          <w:lang w:val="en-US"/>
+        </w:rPr>
+        <w:br/>
+        <w:t xml:space="preserve">   - walk the whole way (except boats)</w:t>
+      </w:r>
+      <w:r>
+        <w:rPr>
+          <w:lang w:val="en-US"/>
+        </w:rPr>
+        <w:br/>
+        <w:t xml:space="preserve">   - cut out, dropped back at that point</w:t>
       </w:r>
       <w:r>
         <w:rPr>
@@ -692,11 +736,19 @@
         </w:rPr>
         <w:t xml:space="preserve"> </w:t>
       </w:r>
-      <w:r>
-        <w:rPr>
-          <w:lang w:val="en-US"/>
-        </w:rPr>
-        <w:t xml:space="preserve">erring on a cheaper price and thinking that I needed the exercise anyway. </w:t>
+      <w:proofErr w:type="gramStart"/>
+      <w:r>
+        <w:rPr>
+          <w:lang w:val="en-US"/>
+        </w:rPr>
+        <w:t>erring</w:t>
+      </w:r>
+      <w:proofErr w:type="gramEnd"/>
+      <w:r>
+        <w:rPr>
+          <w:lang w:val="en-US"/>
+        </w:rPr>
+        <w:t xml:space="preserve"> on a cheaper price and thinking that I needed the exercise anyway. </w:t>
       </w:r>
     </w:p>
     <w:p>
@@ -728,7 +780,21 @@
         <w:rPr>
           <w:lang w:val="en-US"/>
         </w:rPr>
-        <w:t xml:space="preserve">ery spiritual journey involved sacrifice. The idea came to me from a random YouTuber, I was going to eat cold food and not take a stove with me. What is more </w:t>
+        <w:t xml:space="preserve">ery spiritual journey involved sacrifice. The idea came to me from a random </w:t>
+      </w:r>
+      <w:proofErr w:type="gramStart"/>
+      <w:r>
+        <w:rPr>
+          <w:lang w:val="en-US"/>
+        </w:rPr>
+        <w:t>YouTuber,</w:t>
+      </w:r>
+      <w:proofErr w:type="gramEnd"/>
+      <w:r>
+        <w:rPr>
+          <w:lang w:val="en-US"/>
+        </w:rPr>
+        <w:t xml:space="preserve"> I was going to eat cold food and not take a stove with me. What is more </w:t>
       </w:r>
       <w:r>
         <w:rPr>
@@ -753,7 +819,21 @@
         <w:rPr>
           <w:lang w:val="en-US"/>
         </w:rPr>
-        <w:t xml:space="preserve">Uncle Ben’s rice seemed to obvious choice. It was nutritious, easy to prepare, long-lasting and could be restocked from any supermarket. </w:t>
+        <w:t xml:space="preserve">Uncle Ben’s rice seemed to obvious choice. It was nutritious, easy to prepare, long-lasting and could be </w:t>
+      </w:r>
+      <w:proofErr w:type="gramStart"/>
+      <w:r>
+        <w:rPr>
+          <w:lang w:val="en-US"/>
+        </w:rPr>
+        <w:t>restocked</w:t>
+      </w:r>
+      <w:proofErr w:type="gramEnd"/>
+      <w:r>
+        <w:rPr>
+          <w:lang w:val="en-US"/>
+        </w:rPr>
+        <w:t xml:space="preserve"> from any supermarket. </w:t>
       </w:r>
       <w:r>
         <w:rPr>
@@ -767,6 +847,19 @@
         </w:rPr>
         <w:t xml:space="preserve"> It was fair to say that Jenny was not a fan of my idea. But I was determined.</w:t>
       </w:r>
+      <w:r>
+        <w:rPr>
+          <w:lang w:val="en-US"/>
+        </w:rPr>
+        <w:t xml:space="preserve">  </w:t>
+      </w:r>
+      <w:r>
+        <w:rPr>
+          <w:color w:val="EE0000"/>
+          <w:lang w:val="en-US"/>
+        </w:rPr>
+        <w:t>- I never tested the idea</w:t>
+      </w:r>
     </w:p>
     <w:p>
       <w:pPr>
@@ -812,7 +905,21 @@
         <w:rPr>
           <w:lang w:val="en-US"/>
         </w:rPr>
-        <w:t xml:space="preserve"> a few minutes and then tucked in. Hmm. </w:t>
+        <w:t xml:space="preserve"> a few minutes and then </w:t>
+      </w:r>
+      <w:proofErr w:type="gramStart"/>
+      <w:r>
+        <w:rPr>
+          <w:lang w:val="en-US"/>
+        </w:rPr>
+        <w:t>tucked</w:t>
+      </w:r>
+      <w:proofErr w:type="gramEnd"/>
+      <w:r>
+        <w:rPr>
+          <w:lang w:val="en-US"/>
+        </w:rPr>
+        <w:t xml:space="preserve"> in. Hmm. </w:t>
       </w:r>
       <w:r>
         <w:rPr>
@@ -826,7 +933,21 @@
         <w:rPr>
           <w:lang w:val="en-US"/>
         </w:rPr>
-        <w:t xml:space="preserve">The next 3 days I walked down 90 mile beach, which is only 55 miles but that doesn’t roll of the tongue as well. Night two was rice again, </w:t>
+        <w:t xml:space="preserve">The next 3 days I walked down </w:t>
+      </w:r>
+      <w:proofErr w:type="gramStart"/>
+      <w:r>
+        <w:rPr>
+          <w:lang w:val="en-US"/>
+        </w:rPr>
+        <w:t>90 mile</w:t>
+      </w:r>
+      <w:proofErr w:type="gramEnd"/>
+      <w:r>
+        <w:rPr>
+          <w:lang w:val="en-US"/>
+        </w:rPr>
+        <w:t xml:space="preserve"> beach, which is only 55 miles but that doesn’t roll of the tongue as well. Night two was rice again, </w:t>
       </w:r>
       <w:r>
         <w:rPr>
@@ -876,7 +997,21 @@
           <w:lang w:val="en-US"/>
         </w:rPr>
         <w:lastRenderedPageBreak/>
-        <w:t xml:space="preserve">It all came to a head in [?] when I pitched my tent in the dark and the rain after a long walk. I was tired, wet, cold and hungry. I mixed the rice with water and just looked at </w:t>
+        <w:t xml:space="preserve">It all came to a </w:t>
+      </w:r>
+      <w:proofErr w:type="gramStart"/>
+      <w:r>
+        <w:rPr>
+          <w:lang w:val="en-US"/>
+        </w:rPr>
+        <w:t>head in [?]</w:t>
+      </w:r>
+      <w:proofErr w:type="gramEnd"/>
+      <w:r>
+        <w:rPr>
+          <w:lang w:val="en-US"/>
+        </w:rPr>
+        <w:t xml:space="preserve"> when I pitched my tent in the dark and the rain after a long walk. I was tired, wet, cold and hungry. I mixed the rice with water and just looked at </w:t>
       </w:r>
       <w:r>
         <w:rPr>
@@ -1090,6 +1225,7 @@
         </w:rPr>
         <w:t xml:space="preserve"> declined to join me (</w:t>
       </w:r>
+      <w:proofErr w:type="gramStart"/>
       <w:r>
         <w:rPr>
           <w:lang w:val="en-US"/>
@@ -1100,20 +1236,41 @@
         <w:rPr>
           <w:lang w:val="en-US"/>
         </w:rPr>
-        <w:t xml:space="preserve">I don’t recall an invite). </w:t>
-      </w:r>
-    </w:p>
-    <w:p>
-      <w:pPr>
-        <w:rPr>
-          <w:lang w:val="en-US"/>
-        </w:rPr>
-      </w:pPr>
-      <w:r>
-        <w:rPr>
-          <w:lang w:val="en-US"/>
-        </w:rPr>
-        <w:t xml:space="preserve">I had been previously contacted by a friend of a friend who wanted to meet me and shout me a beer. She was apparently impressed with my efforts, and I guess the offer of a beer was an easy segway for her to discuss my walk. I regularly met people with a </w:t>
+        <w:t>I</w:t>
+      </w:r>
+      <w:proofErr w:type="gramEnd"/>
+      <w:r>
+        <w:rPr>
+          <w:lang w:val="en-US"/>
+        </w:rPr>
+        <w:t xml:space="preserve"> don’t recall an invite). </w:t>
+      </w:r>
+    </w:p>
+    <w:p>
+      <w:pPr>
+        <w:rPr>
+          <w:lang w:val="en-US"/>
+        </w:rPr>
+      </w:pPr>
+      <w:r>
+        <w:rPr>
+          <w:lang w:val="en-US"/>
+        </w:rPr>
+        <w:t xml:space="preserve">I had been previously contacted by a friend of a friend who wanted to meet me and shout me a beer. She was apparently impressed with my efforts, and I guess the offer of a beer was an easy segway for her to discuss my walk. I regularly </w:t>
+      </w:r>
+      <w:proofErr w:type="gramStart"/>
+      <w:r>
+        <w:rPr>
+          <w:lang w:val="en-US"/>
+        </w:rPr>
+        <w:t>met</w:t>
+      </w:r>
+      <w:proofErr w:type="gramEnd"/>
+      <w:r>
+        <w:rPr>
+          <w:lang w:val="en-US"/>
+        </w:rPr>
+        <w:t xml:space="preserve"> people with a </w:t>
       </w:r>
       <w:r>
         <w:rPr>
@@ -1517,7 +1674,21 @@
         <w:rPr>
           <w:lang w:val="en-US"/>
         </w:rPr>
-        <w:t xml:space="preserve"> and could on manage short </w:t>
+        <w:t xml:space="preserve"> and </w:t>
+      </w:r>
+      <w:proofErr w:type="gramStart"/>
+      <w:r>
+        <w:rPr>
+          <w:lang w:val="en-US"/>
+        </w:rPr>
+        <w:t>could on</w:t>
+      </w:r>
+      <w:proofErr w:type="gramEnd"/>
+      <w:r>
+        <w:rPr>
+          <w:lang w:val="en-US"/>
+        </w:rPr>
+        <w:t xml:space="preserve"> manage short </w:t>
       </w:r>
       <w:r>
         <w:rPr>
@@ -1547,136 +1718,876 @@
         <w:rPr>
           <w:lang w:val="en-US"/>
         </w:rPr>
-        <w:t xml:space="preserve"> of our talk</w:t>
-      </w:r>
-      <w:r>
-        <w:rPr>
-          <w:lang w:val="en-US"/>
-        </w:rPr>
+        <w:t xml:space="preserve"> of our </w:t>
+      </w:r>
+      <w:proofErr w:type="gramStart"/>
+      <w:r>
+        <w:rPr>
+          <w:lang w:val="en-US"/>
+        </w:rPr>
+        <w:t>talk</w:t>
+      </w:r>
+      <w:r>
+        <w:rPr>
+          <w:lang w:val="en-US"/>
+        </w:rPr>
+        <w:t>,</w:t>
+      </w:r>
+      <w:proofErr w:type="gramEnd"/>
+      <w:r>
+        <w:rPr>
+          <w:lang w:val="en-US"/>
+        </w:rPr>
+        <w:t xml:space="preserve"> </w:t>
+      </w:r>
+      <w:r>
+        <w:rPr>
+          <w:lang w:val="en-US"/>
+        </w:rPr>
+        <w:t xml:space="preserve">I just </w:t>
+      </w:r>
+      <w:r>
+        <w:rPr>
+          <w:lang w:val="en-US"/>
+        </w:rPr>
+        <w:t xml:space="preserve">remember </w:t>
+      </w:r>
+      <w:r>
+        <w:rPr>
+          <w:lang w:val="en-US"/>
+        </w:rPr>
+        <w:t xml:space="preserve">when I </w:t>
+      </w:r>
+      <w:r>
+        <w:rPr>
+          <w:lang w:val="en-US"/>
+        </w:rPr>
+        <w:t>reach</w:t>
+      </w:r>
+      <w:r>
+        <w:rPr>
+          <w:lang w:val="en-US"/>
+        </w:rPr>
+        <w:t>ed</w:t>
+      </w:r>
+      <w:r>
+        <w:rPr>
+          <w:lang w:val="en-US"/>
+        </w:rPr>
+        <w:t xml:space="preserve"> the </w:t>
+      </w:r>
+      <w:r>
+        <w:rPr>
+          <w:lang w:val="en-US"/>
+        </w:rPr>
+        <w:t xml:space="preserve">point that he had to leave </w:t>
+      </w:r>
+      <w:r>
+        <w:rPr>
+          <w:lang w:val="en-US"/>
+        </w:rPr>
+        <w:t xml:space="preserve">I had </w:t>
+      </w:r>
+      <w:r>
+        <w:rPr>
+          <w:lang w:val="en-US"/>
+        </w:rPr>
+        <w:t>realized there was</w:t>
+      </w:r>
+      <w:r>
+        <w:rPr>
+          <w:lang w:val="en-US"/>
+        </w:rPr>
+        <w:t xml:space="preserve"> a deep connection. </w:t>
+      </w:r>
+      <w:r>
+        <w:rPr>
+          <w:lang w:val="en-US"/>
+        </w:rPr>
+        <w:t xml:space="preserve">We stood </w:t>
+      </w:r>
+      <w:r>
+        <w:rPr>
+          <w:lang w:val="en-US"/>
+        </w:rPr>
+        <w:t xml:space="preserve">on the beach face to face in deep conversation, only to look up and see his family waiting patiently for us to finish. </w:t>
+      </w:r>
+    </w:p>
+    <w:p>
+      <w:pPr>
+        <w:rPr>
+          <w:lang w:val="en-US"/>
+        </w:rPr>
+      </w:pPr>
+      <w:r>
+        <w:rPr>
+          <w:lang w:val="en-US"/>
+        </w:rPr>
+        <w:t>I felt deep</w:t>
+      </w:r>
+      <w:r>
+        <w:rPr>
+          <w:lang w:val="en-US"/>
+        </w:rPr>
+        <w:t xml:space="preserve"> sadness</w:t>
+      </w:r>
+      <w:r>
+        <w:rPr>
+          <w:lang w:val="en-US"/>
+        </w:rPr>
+        <w:t xml:space="preserve">. Not because of his condition, but because of his longing to be unburdened. He was </w:t>
+      </w:r>
+      <w:r>
+        <w:rPr>
+          <w:lang w:val="en-US"/>
+        </w:rPr>
+        <w:t xml:space="preserve">a man who use to but no longer can. </w:t>
+      </w:r>
+      <w:r>
+        <w:rPr>
+          <w:lang w:val="en-US"/>
+        </w:rPr>
+        <w:t>I cried walking away.</w:t>
+      </w:r>
+    </w:p>
+    <w:p>
+      <w:pPr>
+        <w:rPr>
+          <w:lang w:val="en-US"/>
+        </w:rPr>
+      </w:pPr>
+      <w:r>
+        <w:rPr>
+          <w:lang w:val="en-US"/>
+        </w:rPr>
+        <w:br/>
+      </w:r>
+    </w:p>
+    <w:p>
+      <w:pPr>
+        <w:rPr>
+          <w:lang w:val="en-US"/>
+        </w:rPr>
+      </w:pPr>
+      <w:r>
+        <w:rPr>
+          <w:lang w:val="en-US"/>
+        </w:rPr>
+        <w:br w:type="page"/>
+      </w:r>
+    </w:p>
+    <w:p>
+      <w:pPr>
+        <w:rPr>
+          <w:lang w:val="en-US"/>
+        </w:rPr>
+      </w:pPr>
+      <w:r>
+        <w:rPr>
+          <w:lang w:val="en-US"/>
+        </w:rPr>
+        <w:lastRenderedPageBreak/>
+        <w:t>Tears on the trail</w:t>
+      </w:r>
+    </w:p>
+    <w:p>
+      <w:pPr>
+        <w:rPr>
+          <w:lang w:val="en-US"/>
+        </w:rPr>
+      </w:pPr>
+      <w:r>
+        <w:rPr>
+          <w:lang w:val="en-US"/>
+        </w:rPr>
+        <w:t xml:space="preserve">The walk from the </w:t>
+      </w:r>
+      <w:r>
+        <w:rPr>
+          <w:lang w:val="en-US"/>
+        </w:rPr>
+        <w:t xml:space="preserve">end of the </w:t>
+      </w:r>
+      <w:r>
+        <w:rPr>
+          <w:lang w:val="en-US"/>
+        </w:rPr>
+        <w:t>Queen Charlotte</w:t>
+      </w:r>
+      <w:r>
+        <w:rPr>
+          <w:lang w:val="en-US"/>
+        </w:rPr>
+        <w:t xml:space="preserve"> trail at </w:t>
+      </w:r>
+      <w:r>
+        <w:t>Anakiwa</w:t>
+      </w:r>
+      <w:r>
+        <w:t xml:space="preserve"> </w:t>
+      </w:r>
+      <w:r>
+        <w:rPr>
+          <w:lang w:val="en-US"/>
+        </w:rPr>
+        <w:t xml:space="preserve">to Havelock was an easy 20 km. Coming over a small hill and seeing Havelock and its harbor is a nice view, and I was looking forward to some fast food after 3 days on </w:t>
+      </w:r>
+      <w:proofErr w:type="gramStart"/>
+      <w:r>
+        <w:rPr>
+          <w:lang w:val="en-US"/>
+        </w:rPr>
+        <w:t>the Queen</w:t>
+      </w:r>
+      <w:proofErr w:type="gramEnd"/>
+      <w:r>
+        <w:rPr>
+          <w:lang w:val="en-US"/>
+        </w:rPr>
+        <w:t xml:space="preserve"> Charlotte. I had </w:t>
+      </w:r>
+      <w:proofErr w:type="gramStart"/>
+      <w:r>
+        <w:rPr>
+          <w:lang w:val="en-US"/>
+        </w:rPr>
+        <w:t>walked</w:t>
+      </w:r>
+      <w:proofErr w:type="gramEnd"/>
+      <w:r>
+        <w:rPr>
+          <w:lang w:val="en-US"/>
+        </w:rPr>
+        <w:t xml:space="preserve"> the beautiful Queen Charlotte section with </w:t>
+      </w:r>
+      <w:r>
+        <w:rPr>
+          <w:lang w:val="en-US"/>
+        </w:rPr>
+        <w:t xml:space="preserve">John, </w:t>
+      </w:r>
+      <w:r>
+        <w:rPr>
+          <w:lang w:val="en-US"/>
+        </w:rPr>
+        <w:t xml:space="preserve">an old mate from university and was now alone. </w:t>
+      </w:r>
+    </w:p>
+    <w:p>
+      <w:r>
+        <w:t xml:space="preserve">I got to Havelock campground and stood in the office waiting for assistance. There beside me were two young women who where also walking the Te Araroa. The manager </w:t>
+      </w:r>
+      <w:r>
+        <w:t>started</w:t>
+      </w:r>
+      <w:r>
+        <w:t xml:space="preserve"> processing them when I noticed the rate was cheaper for 3 people. I interjected and negotiated the better rate for us all, much to the annoyance of the manager. </w:t>
+      </w:r>
+      <w:r>
+        <w:t>It stuck me as odd that she would react as such as I was only following their rules – the sign didn’t say we had to know each other.</w:t>
+      </w:r>
+    </w:p>
+    <w:p>
+      <w:r>
+        <w:t xml:space="preserve">We were directed to a spot at the back for TA walkers. I pitched my tent and then scouted out the ground. It was tidy, clean and had all the facilities I needed. </w:t>
+      </w:r>
+      <w:r>
+        <w:t xml:space="preserve">It was early afternoon, too early for a meal and too late to have skipped the camp and journeyed on. </w:t>
+      </w:r>
+      <w:r>
+        <w:t>I crawled into my tent</w:t>
+      </w:r>
+      <w:r>
         <w:t xml:space="preserve">, </w:t>
       </w:r>
       <w:r>
-        <w:rPr>
-          <w:lang w:val="en-US"/>
-        </w:rPr>
-        <w:t xml:space="preserve">I just </w:t>
-      </w:r>
-      <w:r>
-        <w:rPr>
-          <w:lang w:val="en-US"/>
-        </w:rPr>
-        <w:t xml:space="preserve">remember </w:t>
-      </w:r>
-      <w:r>
-        <w:rPr>
-          <w:lang w:val="en-US"/>
-        </w:rPr>
-        <w:t xml:space="preserve">when I </w:t>
-      </w:r>
-      <w:r>
-        <w:rPr>
-          <w:lang w:val="en-US"/>
-        </w:rPr>
-        <w:t>reach</w:t>
-      </w:r>
-      <w:r>
-        <w:rPr>
-          <w:lang w:val="en-US"/>
-        </w:rPr>
-        <w:t>ed</w:t>
-      </w:r>
-      <w:r>
-        <w:rPr>
-          <w:lang w:val="en-US"/>
-        </w:rPr>
-        <w:t xml:space="preserve"> the </w:t>
-      </w:r>
-      <w:r>
-        <w:rPr>
-          <w:lang w:val="en-US"/>
-        </w:rPr>
-        <w:t xml:space="preserve">point that he had to leave </w:t>
-      </w:r>
-      <w:r>
-        <w:rPr>
-          <w:lang w:val="en-US"/>
-        </w:rPr>
-        <w:t xml:space="preserve">I had </w:t>
-      </w:r>
-      <w:r>
-        <w:rPr>
-          <w:lang w:val="en-US"/>
-        </w:rPr>
-        <w:t>realized there was</w:t>
-      </w:r>
-      <w:r>
-        <w:rPr>
-          <w:lang w:val="en-US"/>
-        </w:rPr>
-        <w:t xml:space="preserve"> a deep connection. </w:t>
-      </w:r>
-      <w:r>
-        <w:rPr>
-          <w:lang w:val="en-US"/>
-        </w:rPr>
-        <w:t xml:space="preserve">We stood </w:t>
-      </w:r>
-      <w:r>
-        <w:rPr>
-          <w:lang w:val="en-US"/>
-        </w:rPr>
-        <w:t xml:space="preserve">on the beach face to face in deep conversation, only to look up and see his family waiting patiently for us to finish. </w:t>
-      </w:r>
-    </w:p>
-    <w:p>
-      <w:pPr>
-        <w:rPr>
-          <w:lang w:val="en-US"/>
-        </w:rPr>
-      </w:pPr>
-      <w:r>
-        <w:rPr>
-          <w:lang w:val="en-US"/>
-        </w:rPr>
-        <w:t>I felt deep</w:t>
-      </w:r>
-      <w:r>
-        <w:rPr>
-          <w:lang w:val="en-US"/>
-        </w:rPr>
-        <w:t xml:space="preserve"> sadness</w:t>
-      </w:r>
-      <w:r>
-        <w:rPr>
-          <w:lang w:val="en-US"/>
-        </w:rPr>
-        <w:t xml:space="preserve">. Not because of his condition, but because of his longing to be unburdened. He was </w:t>
-      </w:r>
-      <w:r>
-        <w:rPr>
-          <w:lang w:val="en-US"/>
-        </w:rPr>
-        <w:t xml:space="preserve">a man who use to but no longer can. </w:t>
-      </w:r>
-      <w:r>
-        <w:rPr>
-          <w:lang w:val="en-US"/>
-        </w:rPr>
-        <w:t>I cried walking away.</w:t>
-      </w:r>
-    </w:p>
-    <w:p>
-      <w:pPr>
-        <w:rPr>
-          <w:lang w:val="en-US"/>
-        </w:rPr>
-      </w:pPr>
-      <w:r>
-        <w:rPr>
-          <w:lang w:val="en-US"/>
-        </w:rPr>
-        <w:br/>
-      </w:r>
+        <w:t>wrote up my journal</w:t>
+      </w:r>
+      <w:r>
+        <w:t xml:space="preserve"> and then just relaxed in the late sun. </w:t>
+      </w:r>
+    </w:p>
+    <w:p>
+      <w:pPr>
+        <w:rPr>
+          <w:lang w:val="en-US"/>
+        </w:rPr>
+      </w:pPr>
+      <w:r>
+        <w:rPr>
+          <w:lang w:val="en-US"/>
+        </w:rPr>
+        <w:t xml:space="preserve">A couple of spots down from me the two </w:t>
+      </w:r>
+      <w:r>
+        <w:rPr>
+          <w:lang w:val="en-US"/>
+        </w:rPr>
+        <w:t>girls</w:t>
+      </w:r>
+      <w:r>
+        <w:rPr>
+          <w:lang w:val="en-US"/>
+        </w:rPr>
+        <w:t xml:space="preserve"> had pitched their tents. One of them came over and struck up a conversation. They had just started the TA on the Queen Charlotte </w:t>
+      </w:r>
+      <w:proofErr w:type="gramStart"/>
+      <w:r>
+        <w:rPr>
+          <w:lang w:val="en-US"/>
+        </w:rPr>
+        <w:t>trail,</w:t>
+      </w:r>
+      <w:proofErr w:type="gramEnd"/>
+      <w:r>
+        <w:rPr>
+          <w:lang w:val="en-US"/>
+        </w:rPr>
+        <w:t xml:space="preserve"> their plan was to only walk the South Island. </w:t>
+      </w:r>
+      <w:r>
+        <w:rPr>
+          <w:lang w:val="en-US"/>
+        </w:rPr>
+        <w:t>She</w:t>
+      </w:r>
+      <w:r>
+        <w:rPr>
+          <w:lang w:val="en-US"/>
+        </w:rPr>
+        <w:t xml:space="preserve"> was very talkative and reminded me a lot of my daughter Isabella, v</w:t>
+      </w:r>
+      <w:r>
+        <w:rPr>
+          <w:lang w:val="en-US"/>
+        </w:rPr>
+        <w:t>ivacious</w:t>
+      </w:r>
+      <w:r>
+        <w:t xml:space="preserve"> </w:t>
+      </w:r>
+      <w:r>
+        <w:rPr>
+          <w:lang w:val="en-US"/>
+        </w:rPr>
+        <w:t xml:space="preserve">and full of excitement. </w:t>
+      </w:r>
+      <w:r>
+        <w:rPr>
+          <w:lang w:val="en-US"/>
+        </w:rPr>
+        <w:t xml:space="preserve">She </w:t>
+      </w:r>
+      <w:proofErr w:type="gramStart"/>
+      <w:r>
+        <w:rPr>
+          <w:lang w:val="en-US"/>
+        </w:rPr>
+        <w:t>had</w:t>
+      </w:r>
+      <w:proofErr w:type="gramEnd"/>
+      <w:r>
+        <w:rPr>
+          <w:lang w:val="en-US"/>
+        </w:rPr>
+        <w:t xml:space="preserve"> just finished university studying nutrition. I didn’t mention my failed Uncle Ben Rice experiment. </w:t>
+      </w:r>
+    </w:p>
+    <w:p>
+      <w:r>
+        <w:rPr>
+          <w:lang w:val="en-US"/>
+        </w:rPr>
+        <w:t xml:space="preserve">Later </w:t>
+      </w:r>
+      <w:proofErr w:type="gramStart"/>
+      <w:r>
+        <w:rPr>
+          <w:lang w:val="en-US"/>
+        </w:rPr>
+        <w:t>on</w:t>
+      </w:r>
+      <w:proofErr w:type="gramEnd"/>
+      <w:r>
+        <w:rPr>
+          <w:lang w:val="en-US"/>
+        </w:rPr>
+        <w:t xml:space="preserve"> t</w:t>
+      </w:r>
+      <w:r>
+        <w:rPr>
+          <w:lang w:val="en-US"/>
+        </w:rPr>
+        <w:t xml:space="preserve">he other </w:t>
+      </w:r>
+      <w:r>
+        <w:rPr>
+          <w:lang w:val="en-US"/>
+        </w:rPr>
+        <w:t>girl</w:t>
+      </w:r>
+      <w:r>
+        <w:rPr>
+          <w:lang w:val="en-US"/>
+        </w:rPr>
+        <w:t xml:space="preserve"> </w:t>
+      </w:r>
+      <w:r>
+        <w:rPr>
+          <w:lang w:val="en-US"/>
+        </w:rPr>
+        <w:t>came over and she seemed</w:t>
+      </w:r>
+      <w:r>
+        <w:rPr>
+          <w:lang w:val="en-US"/>
+        </w:rPr>
+        <w:t xml:space="preserve"> </w:t>
+      </w:r>
+      <w:r>
+        <w:rPr>
+          <w:lang w:val="en-US"/>
+        </w:rPr>
+        <w:t xml:space="preserve">very </w:t>
+      </w:r>
+      <w:r>
+        <w:rPr>
+          <w:lang w:val="en-US"/>
+        </w:rPr>
+        <w:t>reserved</w:t>
+      </w:r>
+      <w:r>
+        <w:rPr>
+          <w:lang w:val="en-US"/>
+        </w:rPr>
+        <w:t>.</w:t>
+      </w:r>
+      <w:r>
+        <w:rPr>
+          <w:lang w:val="en-US"/>
+        </w:rPr>
+        <w:t xml:space="preserve"> </w:t>
+      </w:r>
+      <w:r>
+        <w:rPr>
+          <w:lang w:val="en-US"/>
+        </w:rPr>
+        <w:t xml:space="preserve">She has finished studying agriculture and </w:t>
+      </w:r>
+      <w:proofErr w:type="gramStart"/>
+      <w:r>
+        <w:rPr>
+          <w:lang w:val="en-US"/>
+        </w:rPr>
+        <w:t>had</w:t>
+      </w:r>
+      <w:proofErr w:type="gramEnd"/>
+      <w:r>
+        <w:rPr>
+          <w:lang w:val="en-US"/>
+        </w:rPr>
+        <w:t xml:space="preserve"> been working on the family farm. It was her friend who was the inspiration for the walk, and s</w:t>
+      </w:r>
+      <w:r>
+        <w:rPr>
+          <w:lang w:val="en-US"/>
+        </w:rPr>
+        <w:t xml:space="preserve">he had </w:t>
+      </w:r>
+      <w:r>
+        <w:rPr>
+          <w:lang w:val="en-US"/>
+        </w:rPr>
+        <w:t xml:space="preserve">only agreed to </w:t>
+      </w:r>
+      <w:r>
+        <w:rPr>
+          <w:lang w:val="en-US"/>
+        </w:rPr>
+        <w:t xml:space="preserve">join her </w:t>
+      </w:r>
+      <w:r>
+        <w:rPr>
+          <w:lang w:val="en-US"/>
+        </w:rPr>
+        <w:t xml:space="preserve">just before they set off. She told </w:t>
+      </w:r>
+      <w:r>
+        <w:rPr>
+          <w:lang w:val="en-US"/>
+        </w:rPr>
+        <w:t>me her</w:t>
+      </w:r>
+      <w:r>
+        <w:rPr>
+          <w:lang w:val="en-US"/>
+        </w:rPr>
+        <w:t xml:space="preserve"> dad had recently passed away</w:t>
+      </w:r>
+      <w:r>
+        <w:rPr>
+          <w:lang w:val="en-US"/>
+        </w:rPr>
+        <w:t>. I offered condolences and we moved on to talk about the walk, but her sadness was evident.</w:t>
+      </w:r>
+      <w:r>
+        <w:rPr>
+          <w:lang w:val="en-US"/>
+        </w:rPr>
+        <w:t xml:space="preserve"> </w:t>
+      </w:r>
+    </w:p>
+    <w:p>
+      <w:r>
+        <w:rPr>
+          <w:lang w:val="en-US"/>
+        </w:rPr>
+        <w:t xml:space="preserve">Next morning I left early. I called in at the local bakery and bought a mussel pie from the local bakery, oh my god it was good! The road out of Havelock runs beside </w:t>
+      </w:r>
+      <w:r>
+        <w:t xml:space="preserve">Pelorus </w:t>
+      </w:r>
+      <w:r>
+        <w:t xml:space="preserve">sound. The sun was just coming up and the </w:t>
+      </w:r>
+      <w:r>
+        <w:t xml:space="preserve">day was clear, the water </w:t>
+      </w:r>
+      <w:r>
+        <w:t xml:space="preserve">looked stunning in the morning sun. </w:t>
+      </w:r>
+      <w:r>
+        <w:rPr>
+          <w:lang w:val="en-US"/>
+        </w:rPr>
+        <w:t xml:space="preserve">From there I started the Richmond Ranges section. A rugged mountain range that took me 8 days to transverse. </w:t>
+      </w:r>
+    </w:p>
+    <w:p>
+      <w:r>
+        <w:rPr>
+          <w:lang w:val="en-US"/>
+        </w:rPr>
+        <w:t xml:space="preserve">I ran into the girls a couple of times and overnighted together in the [name] hut. The Isabella look alike was always friendly, talkative and fun, the other subdued. I exited the Richmond’s </w:t>
+      </w:r>
+      <w:r>
+        <w:rPr>
+          <w:lang w:val="en-US"/>
+        </w:rPr>
+        <w:t>and had a short walk to</w:t>
+      </w:r>
+      <w:r>
+        <w:rPr>
+          <w:lang w:val="en-US"/>
+        </w:rPr>
+        <w:t xml:space="preserve"> </w:t>
+      </w:r>
+      <w:r>
+        <w:t>St Arnaud</w:t>
+      </w:r>
+      <w:r>
+        <w:t>. Here I picked up my food supplies that I had previously sent down from Wellington. The TA has several forward drop points, strategically located so that food and supplies can be picked up on route.</w:t>
+      </w:r>
+    </w:p>
+    <w:p>
+      <w:pPr>
+        <w:rPr>
+          <w:lang w:val="en-US"/>
+        </w:rPr>
+      </w:pPr>
+      <w:r>
+        <w:rPr>
+          <w:lang w:val="en-US"/>
+        </w:rPr>
+        <w:lastRenderedPageBreak/>
+        <w:t>My arrival at</w:t>
+      </w:r>
+      <w:r>
+        <w:rPr>
+          <w:lang w:val="en-US"/>
+        </w:rPr>
+        <w:t xml:space="preserve"> </w:t>
+      </w:r>
+      <w:r>
+        <w:t>St Arnaud</w:t>
+      </w:r>
+      <w:r>
+        <w:t xml:space="preserve"> </w:t>
+      </w:r>
+      <w:r>
+        <w:t xml:space="preserve">coincided with holes my </w:t>
+      </w:r>
+      <w:r>
+        <w:t xml:space="preserve">Merrell </w:t>
+      </w:r>
+      <w:r>
+        <w:t xml:space="preserve">boots. </w:t>
+      </w:r>
+      <w:r>
+        <w:t>I really liked them and t</w:t>
+      </w:r>
+      <w:r>
+        <w:t>hey had done well, a good [number] kms</w:t>
+      </w:r>
+      <w:r>
+        <w:t xml:space="preserve"> of sand, water</w:t>
+      </w:r>
+      <w:r>
+        <w:t>, rocks</w:t>
+      </w:r>
+      <w:r>
+        <w:t xml:space="preserve"> and hills</w:t>
+      </w:r>
+      <w:r>
+        <w:t xml:space="preserve">. </w:t>
+      </w:r>
+      <w:r>
+        <w:t>However t</w:t>
+      </w:r>
+      <w:r>
+        <w:t xml:space="preserve">heir </w:t>
+      </w:r>
+      <w:r>
+        <w:t>life</w:t>
+      </w:r>
+      <w:r>
+        <w:t xml:space="preserve"> was at an end, and the next section was another rugged mountain range. </w:t>
+      </w:r>
+      <w:r>
+        <w:t xml:space="preserve">I thought of duck tapping them but eventually decided to </w:t>
+      </w:r>
+      <w:r>
+        <w:t xml:space="preserve">cut out of the walk and hitch hike to </w:t>
+      </w:r>
+      <w:r>
+        <w:rPr>
+          <w:lang w:val="en-US"/>
+        </w:rPr>
+        <w:t>Blenheim</w:t>
+      </w:r>
+      <w:r>
+        <w:t xml:space="preserve">. </w:t>
+      </w:r>
+      <w:r>
+        <w:t>It took all afternoon to travel 100 kms and I arrived at 4:45</w:t>
+      </w:r>
+      <w:r>
+        <w:t>,</w:t>
+      </w:r>
+      <w:r>
+        <w:t xml:space="preserve"> </w:t>
+      </w:r>
+      <w:r>
+        <w:t>j</w:t>
+      </w:r>
+      <w:r>
+        <w:t>ust in time to find a shop that stocked hiking boots. Unfortunately</w:t>
+      </w:r>
+      <w:r>
+        <w:t>,</w:t>
+      </w:r>
+      <w:r>
+        <w:t xml:space="preserve"> they didn’t have </w:t>
+      </w:r>
+      <w:r>
+        <w:t>Merr</w:t>
+      </w:r>
+      <w:r>
+        <w:t>e</w:t>
+      </w:r>
+      <w:r>
+        <w:t>lls</w:t>
+      </w:r>
+      <w:r>
+        <w:t xml:space="preserve">. </w:t>
+      </w:r>
+      <w:r>
+        <w:t xml:space="preserve">I bought a pair of </w:t>
+      </w:r>
+      <w:r>
+        <w:t>Oboz</w:t>
+      </w:r>
+      <w:r>
+        <w:t xml:space="preserve"> and called Cynthia to see if I could stay the night. Cynthia was another old university friend and wife of John who I had walked the </w:t>
+      </w:r>
+      <w:r>
+        <w:rPr>
+          <w:lang w:val="en-US"/>
+        </w:rPr>
+        <w:t>Queen Charlotte with.</w:t>
+      </w:r>
+      <w:r>
+        <w:rPr>
+          <w:lang w:val="en-US"/>
+        </w:rPr>
+        <w:t xml:space="preserve"> </w:t>
+      </w:r>
+    </w:p>
+    <w:p>
+      <w:r>
+        <w:rPr>
+          <w:lang w:val="en-US"/>
+        </w:rPr>
+        <w:t xml:space="preserve">As a student I flatted with </w:t>
+      </w:r>
+      <w:r>
+        <w:t xml:space="preserve">Cynthia for 2 years in Palmerston North along with Tim and Shelley. We were a tight group of friends who </w:t>
+      </w:r>
+      <w:r>
+        <w:t xml:space="preserve">went </w:t>
+      </w:r>
+      <w:r>
+        <w:t xml:space="preserve">our own ways after university. </w:t>
+      </w:r>
+      <w:r>
+        <w:t>I had caught up with Cynthia infrequently through the years, so i</w:t>
+      </w:r>
+      <w:r>
+        <w:t xml:space="preserve">t was great to catch up with </w:t>
+      </w:r>
+      <w:r>
+        <w:t>them</w:t>
+      </w:r>
+      <w:r>
+        <w:t xml:space="preserve"> </w:t>
+      </w:r>
+      <w:r>
+        <w:t xml:space="preserve">again </w:t>
+      </w:r>
+      <w:r>
+        <w:t xml:space="preserve">and chew the fat. </w:t>
+      </w:r>
+    </w:p>
+    <w:p>
+      <w:r>
+        <w:t xml:space="preserve">The next morning John said he would drop me off on the outskirts of Blenheim so that I could hitch back to </w:t>
+      </w:r>
+      <w:r>
+        <w:t>St Arnaud</w:t>
+      </w:r>
+      <w:r>
+        <w:t>. To my surprise and g</w:t>
+      </w:r>
+      <w:r>
+        <w:t xml:space="preserve">ratitude, </w:t>
+      </w:r>
+      <w:r>
+        <w:t xml:space="preserve">he took me all the way, dropping me at the point I had cut out. I walked to the trail head on the shores of lake </w:t>
+      </w:r>
+      <w:r>
+        <w:t>Rotoiti</w:t>
+      </w:r>
+      <w:r>
+        <w:t xml:space="preserve"> and stood admiring the </w:t>
+      </w:r>
+      <w:r>
+        <w:t xml:space="preserve">fantastic </w:t>
+      </w:r>
+      <w:r>
+        <w:t>view.</w:t>
+      </w:r>
+      <w:r>
+        <w:t xml:space="preserve"> It is a </w:t>
+      </w:r>
+      <w:r>
+        <w:t>glacial lake</w:t>
+      </w:r>
+      <w:r>
+        <w:t xml:space="preserve"> beautifully bordered by mountains.</w:t>
+      </w:r>
+    </w:p>
+    <w:p>
+      <w:r>
+        <w:t xml:space="preserve">To my surprise the two girls </w:t>
+      </w:r>
+      <w:r>
+        <w:t xml:space="preserve">pulled up </w:t>
+      </w:r>
+      <w:r>
+        <w:t xml:space="preserve">in a van. </w:t>
+      </w:r>
+      <w:r>
+        <w:rPr>
+          <w:lang w:val="en-US"/>
+        </w:rPr>
+        <w:t xml:space="preserve">Isabella’s look a like’s mum had driven them and was joining them for a short way into the track. We </w:t>
+      </w:r>
+      <w:proofErr w:type="gramStart"/>
+      <w:r>
+        <w:rPr>
+          <w:lang w:val="en-US"/>
+        </w:rPr>
+        <w:t>hat</w:t>
+      </w:r>
+      <w:proofErr w:type="gramEnd"/>
+      <w:r>
+        <w:rPr>
+          <w:lang w:val="en-US"/>
+        </w:rPr>
+        <w:t xml:space="preserve"> a quick </w:t>
+      </w:r>
+      <w:proofErr w:type="gramStart"/>
+      <w:r>
+        <w:rPr>
+          <w:lang w:val="en-US"/>
+        </w:rPr>
+        <w:t>chat</w:t>
+      </w:r>
+      <w:proofErr w:type="gramEnd"/>
+      <w:r>
+        <w:rPr>
+          <w:lang w:val="en-US"/>
+        </w:rPr>
+        <w:t xml:space="preserve"> and they set off ahead of me. </w:t>
+      </w:r>
+    </w:p>
+    <w:p>
+      <w:pPr>
+        <w:rPr>
+          <w:lang w:val="en-US"/>
+        </w:rPr>
+      </w:pPr>
+    </w:p>
+    <w:p>
+      <w:pPr>
+        <w:rPr>
+          <w:lang w:val="en-US"/>
+        </w:rPr>
+      </w:pPr>
+    </w:p>
+    <w:p>
+      <w:pPr>
+        <w:rPr>
+          <w:lang w:val="en-US"/>
+        </w:rPr>
+      </w:pPr>
+      <w:r>
+        <w:rPr>
+          <w:lang w:val="en-US"/>
+        </w:rPr>
+        <w:t>Sobbing. Her dad had not long died. She never finished.</w:t>
+      </w:r>
+    </w:p>
+    <w:p>
+      <w:pPr>
+        <w:rPr>
+          <w:lang w:val="en-US"/>
+        </w:rPr>
+      </w:pPr>
+    </w:p>
+    <w:p>
+      <w:pPr>
+        <w:rPr>
+          <w:lang w:val="en-US"/>
+        </w:rPr>
+      </w:pPr>
+    </w:p>
+    <w:p>
+      <w:pPr>
+        <w:rPr>
+          <w:lang w:val="en-US"/>
+        </w:rPr>
+      </w:pPr>
     </w:p>
     <w:sectPr>
       <w:pgSz w:w="11906" w:h="16838"/>

--- a/docs/My Book.docx
+++ b/docs/My Book.docx
@@ -444,14 +444,44 @@
           <w:numId w:val="1"/>
         </w:numPr>
         <w:rPr>
-          <w:lang w:val="en-US"/>
-        </w:rPr>
-      </w:pPr>
-      <w:r>
-        <w:rPr>
+          <w:strike/>
+          <w:lang w:val="en-US"/>
+        </w:rPr>
+      </w:pPr>
+      <w:r>
+        <w:rPr>
+          <w:strike/>
           <w:lang w:val="en-US"/>
         </w:rPr>
         <w:t>Sobbing. Her dad had not long died. She never finished.</w:t>
+      </w:r>
+      <w:r>
+        <w:rPr>
+          <w:strike/>
+          <w:lang w:val="en-US"/>
+        </w:rPr>
+        <w:t xml:space="preserve"> </w:t>
+      </w:r>
+      <w:r>
+        <w:rPr>
+          <w:strike/>
+          <w:lang w:val="en-US"/>
+        </w:rPr>
+        <w:t>The f</w:t>
+      </w:r>
+      <w:r>
+        <w:rPr>
+          <w:strike/>
+          <w:lang w:val="en-US"/>
+        </w:rPr>
+        <w:t>riends</w:t>
+      </w:r>
+      <w:r>
+        <w:rPr>
+          <w:strike/>
+          <w:lang w:val="en-US"/>
+        </w:rPr>
+        <w:t>.</w:t>
       </w:r>
     </w:p>
     <w:p>
@@ -639,6 +669,13 @@
           <w:lang w:val="en-US"/>
         </w:rPr>
         <w:br/>
+        <w:t>- The TA gave me space and solitude.</w:t>
+      </w:r>
+      <w:r>
+        <w:rPr>
+          <w:lang w:val="en-US"/>
+        </w:rPr>
+        <w:br/>
       </w:r>
     </w:p>
     <w:p>
@@ -1887,7 +1924,7 @@
           <w:lang w:val="en-US"/>
         </w:rPr>
         <w:lastRenderedPageBreak/>
-        <w:t>Tears on the trail</w:t>
+        <w:t>The friends</w:t>
       </w:r>
     </w:p>
     <w:p>
@@ -1989,10 +2026,33 @@
     </w:p>
     <w:p>
       <w:r>
-        <w:t xml:space="preserve">We were directed to a spot at the back for TA walkers. I pitched my tent and then scouted out the ground. It was tidy, clean and had all the facilities I needed. </w:t>
-      </w:r>
-      <w:r>
-        <w:t xml:space="preserve">It was early afternoon, too early for a meal and too late to have skipped the camp and journeyed on. </w:t>
+        <w:t>We were directed to a spot at the back</w:t>
+      </w:r>
+      <w:r>
+        <w:t xml:space="preserve"> of the campground </w:t>
+      </w:r>
+      <w:r>
+        <w:t xml:space="preserve">for TA walkers. I pitched my tent and then scouted out the ground. It was tidy, clean and had all the facilities I needed. </w:t>
+      </w:r>
+      <w:r>
+        <w:t>It was early afternoon</w:t>
+      </w:r>
+      <w:r>
+        <w:t xml:space="preserve"> and</w:t>
+      </w:r>
+      <w:r>
+        <w:t xml:space="preserve"> too early for a </w:t>
+      </w:r>
+      <w:proofErr w:type="gramStart"/>
+      <w:r>
+        <w:t>meal</w:t>
+      </w:r>
+      <w:proofErr w:type="gramEnd"/>
+      <w:r>
+        <w:t xml:space="preserve"> so</w:t>
+      </w:r>
+      <w:r>
+        <w:t xml:space="preserve"> </w:t>
       </w:r>
       <w:r>
         <w:t>I crawled into my tent</w:t>
@@ -2076,67 +2136,330 @@
         <w:rPr>
           <w:lang w:val="en-US"/>
         </w:rPr>
-        <w:t xml:space="preserve">She </w:t>
+        <w:t>She had just finished university studying nutrition</w:t>
+      </w:r>
+      <w:r>
+        <w:rPr>
+          <w:lang w:val="en-US"/>
+        </w:rPr>
+        <w:t xml:space="preserve"> and was taking a break before starting out on her career</w:t>
+      </w:r>
+      <w:r>
+        <w:rPr>
+          <w:lang w:val="en-US"/>
+        </w:rPr>
+        <w:t xml:space="preserve">. I didn’t mention my failed Uncle Ben Rice experiment. </w:t>
+      </w:r>
+    </w:p>
+    <w:p>
+      <w:r>
+        <w:rPr>
+          <w:lang w:val="en-US"/>
+        </w:rPr>
+        <w:t xml:space="preserve">Later </w:t>
       </w:r>
       <w:proofErr w:type="gramStart"/>
       <w:r>
         <w:rPr>
           <w:lang w:val="en-US"/>
         </w:rPr>
-        <w:t>had</w:t>
+        <w:t>on</w:t>
       </w:r>
       <w:proofErr w:type="gramEnd"/>
       <w:r>
         <w:rPr>
           <w:lang w:val="en-US"/>
         </w:rPr>
-        <w:t xml:space="preserve"> just finished university studying nutrition. I didn’t mention my failed Uncle Ben Rice experiment. </w:t>
-      </w:r>
-    </w:p>
-    <w:p>
-      <w:r>
-        <w:rPr>
-          <w:lang w:val="en-US"/>
-        </w:rPr>
-        <w:t xml:space="preserve">Later </w:t>
+        <w:t xml:space="preserve"> t</w:t>
+      </w:r>
+      <w:r>
+        <w:rPr>
+          <w:lang w:val="en-US"/>
+        </w:rPr>
+        <w:t xml:space="preserve">he other </w:t>
+      </w:r>
+      <w:r>
+        <w:rPr>
+          <w:lang w:val="en-US"/>
+        </w:rPr>
+        <w:t>girl</w:t>
+      </w:r>
+      <w:r>
+        <w:rPr>
+          <w:lang w:val="en-US"/>
+        </w:rPr>
+        <w:t xml:space="preserve"> </w:t>
+      </w:r>
+      <w:r>
+        <w:rPr>
+          <w:lang w:val="en-US"/>
+        </w:rPr>
+        <w:t>came over and she seemed</w:t>
+      </w:r>
+      <w:r>
+        <w:rPr>
+          <w:lang w:val="en-US"/>
+        </w:rPr>
+        <w:t xml:space="preserve"> </w:t>
+      </w:r>
+      <w:r>
+        <w:rPr>
+          <w:lang w:val="en-US"/>
+        </w:rPr>
+        <w:t xml:space="preserve">very </w:t>
+      </w:r>
+      <w:r>
+        <w:rPr>
+          <w:lang w:val="en-US"/>
+        </w:rPr>
+        <w:t>reserved</w:t>
+      </w:r>
+      <w:r>
+        <w:rPr>
+          <w:lang w:val="en-US"/>
+        </w:rPr>
+        <w:t>.</w:t>
+      </w:r>
+      <w:r>
+        <w:rPr>
+          <w:lang w:val="en-US"/>
+        </w:rPr>
+        <w:t xml:space="preserve"> </w:t>
+      </w:r>
+      <w:r>
+        <w:rPr>
+          <w:lang w:val="en-US"/>
+        </w:rPr>
+        <w:t>She ha</w:t>
+      </w:r>
+      <w:r>
+        <w:rPr>
+          <w:lang w:val="en-US"/>
+        </w:rPr>
+        <w:t>d</w:t>
+      </w:r>
+      <w:r>
+        <w:rPr>
+          <w:lang w:val="en-US"/>
+        </w:rPr>
+        <w:t xml:space="preserve"> finished studying agriculture and had been working on the family farm. It was her friend who was the inspiration for the walk, and s</w:t>
+      </w:r>
+      <w:r>
+        <w:rPr>
+          <w:lang w:val="en-US"/>
+        </w:rPr>
+        <w:t xml:space="preserve">he had </w:t>
+      </w:r>
+      <w:r>
+        <w:rPr>
+          <w:lang w:val="en-US"/>
+        </w:rPr>
+        <w:t xml:space="preserve">only agreed to </w:t>
+      </w:r>
+      <w:r>
+        <w:rPr>
+          <w:lang w:val="en-US"/>
+        </w:rPr>
+        <w:t xml:space="preserve">join her </w:t>
+      </w:r>
+      <w:r>
+        <w:rPr>
+          <w:lang w:val="en-US"/>
+        </w:rPr>
+        <w:t xml:space="preserve">just before they set off. She told </w:t>
+      </w:r>
+      <w:r>
+        <w:rPr>
+          <w:lang w:val="en-US"/>
+        </w:rPr>
+        <w:t>me her</w:t>
+      </w:r>
+      <w:r>
+        <w:rPr>
+          <w:lang w:val="en-US"/>
+        </w:rPr>
+        <w:t xml:space="preserve"> dad had recently passed away</w:t>
+      </w:r>
+      <w:r>
+        <w:rPr>
+          <w:lang w:val="en-US"/>
+        </w:rPr>
+        <w:t>. I offered condolences and we moved on to talk about the walk, but her sadness was evident.</w:t>
+      </w:r>
+      <w:r>
+        <w:rPr>
+          <w:lang w:val="en-US"/>
+        </w:rPr>
+        <w:t xml:space="preserve"> </w:t>
+      </w:r>
+    </w:p>
+    <w:p>
+      <w:pPr>
+        <w:rPr>
+          <w:lang w:val="en-US"/>
+        </w:rPr>
+      </w:pPr>
+      <w:r>
+        <w:rPr>
+          <w:lang w:val="en-US"/>
+        </w:rPr>
+        <w:t xml:space="preserve">Next morning I left early. I called in at the local bakery and bought a mussel pie from the local bakery, oh my god it was good! The road out of Havelock runs beside </w:t>
+      </w:r>
+      <w:r>
+        <w:t xml:space="preserve">Pelorus </w:t>
+      </w:r>
+      <w:r>
+        <w:t xml:space="preserve">sound. The sun was just coming up and the </w:t>
+      </w:r>
+      <w:r>
+        <w:t xml:space="preserve">day was clear, the water </w:t>
+      </w:r>
+      <w:r>
+        <w:t xml:space="preserve">looked stunning in the morning sun. </w:t>
+      </w:r>
+      <w:r>
+        <w:t xml:space="preserve">After an easy few kms along the road and though a farm, </w:t>
+      </w:r>
+      <w:r>
+        <w:rPr>
+          <w:lang w:val="en-US"/>
+        </w:rPr>
+        <w:t xml:space="preserve">I started the Richmond Ranges section. </w:t>
+      </w:r>
+      <w:r>
+        <w:rPr>
+          <w:lang w:val="en-US"/>
+        </w:rPr>
+        <w:t>It’s a</w:t>
+      </w:r>
+      <w:r>
+        <w:rPr>
+          <w:lang w:val="en-US"/>
+        </w:rPr>
+        <w:t xml:space="preserve"> </w:t>
+      </w:r>
+      <w:r>
+        <w:rPr>
+          <w:lang w:val="en-US"/>
+        </w:rPr>
+        <w:t>beautiful</w:t>
+      </w:r>
+      <w:r>
+        <w:rPr>
+          <w:lang w:val="en-US"/>
+        </w:rPr>
+        <w:t xml:space="preserve"> and </w:t>
+      </w:r>
+      <w:r>
+        <w:rPr>
+          <w:lang w:val="en-US"/>
+        </w:rPr>
+        <w:t>rugged mountain range that took me 8 days to transverse.</w:t>
+      </w:r>
+    </w:p>
+    <w:p>
+      <w:r>
+        <w:t>Midway through the range it started to snow</w:t>
+      </w:r>
+      <w:r>
+        <w:t xml:space="preserve"> with strong winds</w:t>
+      </w:r>
+      <w:r>
+        <w:t xml:space="preserve">. </w:t>
+      </w:r>
+      <w:r>
+        <w:t xml:space="preserve">I got to Old Man’s hut early afternoon and decided to hold up there. I played it safe as the next stage involved crossing Mount Rintoul and I had read a few accounts of people warning of the narrow track. I lit the fire and was enjoying a cuppa when a group of seniors turned up. They </w:t>
+      </w:r>
+      <w:r>
+        <w:lastRenderedPageBreak/>
+        <w:t xml:space="preserve">were a great bunch of guys, ex university students who had studied engineering together back in the 70s. They meet up annually to do walks and were well organised. Their food was fresh and </w:t>
       </w:r>
       <w:proofErr w:type="gramStart"/>
       <w:r>
-        <w:rPr>
-          <w:lang w:val="en-US"/>
-        </w:rPr>
-        <w:t>on</w:t>
+        <w:t>plentiful</w:t>
       </w:r>
       <w:proofErr w:type="gramEnd"/>
       <w:r>
-        <w:rPr>
-          <w:lang w:val="en-US"/>
-        </w:rPr>
-        <w:t xml:space="preserve"> t</w:t>
-      </w:r>
-      <w:r>
-        <w:rPr>
-          <w:lang w:val="en-US"/>
-        </w:rPr>
-        <w:t xml:space="preserve">he other </w:t>
-      </w:r>
-      <w:r>
-        <w:rPr>
-          <w:lang w:val="en-US"/>
-        </w:rPr>
-        <w:t>girl</w:t>
-      </w:r>
-      <w:r>
-        <w:rPr>
-          <w:lang w:val="en-US"/>
-        </w:rPr>
+        <w:t xml:space="preserve"> and they offered me a meal</w:t>
+      </w:r>
+      <w:r>
+        <w:t>.</w:t>
+      </w:r>
+      <w:r>
         <w:t xml:space="preserve"> </w:t>
       </w:r>
       <w:r>
-        <w:rPr>
-          <w:lang w:val="en-US"/>
-        </w:rPr>
-        <w:t>came over and she seemed</w:t>
+        <w:t>I never turned down food on the TA.</w:t>
+      </w:r>
+    </w:p>
+    <w:p>
+      <w:r>
+        <w:t>The next day was no different. Lots of wind and snow so I decided to stay put. The seniors did the same and we sat around the hut chewing the fat, drinking teas and coffees, eating the odd biscuit and having a few laughs. The following day was clear and sunny. I set off over the mount in the snow and reached the next hut ok.</w:t>
+      </w:r>
+    </w:p>
+    <w:p>
+      <w:pPr>
+        <w:rPr>
+          <w:lang w:val="en-US"/>
+        </w:rPr>
+      </w:pPr>
+      <w:r>
+        <w:rPr>
+          <w:lang w:val="en-US"/>
+        </w:rPr>
+        <w:t xml:space="preserve">I ran into the girls a couple of </w:t>
+      </w:r>
+      <w:proofErr w:type="gramStart"/>
+      <w:r>
+        <w:rPr>
+          <w:lang w:val="en-US"/>
+        </w:rPr>
+        <w:t>times</w:t>
+      </w:r>
+      <w:proofErr w:type="gramEnd"/>
+      <w:r>
+        <w:rPr>
+          <w:lang w:val="en-US"/>
+        </w:rPr>
+        <w:t xml:space="preserve"> and </w:t>
+      </w:r>
+      <w:r>
+        <w:rPr>
+          <w:lang w:val="en-US"/>
+        </w:rPr>
+        <w:t xml:space="preserve">we </w:t>
+      </w:r>
+      <w:r>
+        <w:rPr>
+          <w:lang w:val="en-US"/>
+        </w:rPr>
+        <w:t xml:space="preserve">overnighted together in the </w:t>
+      </w:r>
+      <w:r>
+        <w:rPr>
+          <w:lang w:val="en-US"/>
+        </w:rPr>
+        <w:t xml:space="preserve">same hut </w:t>
+      </w:r>
+      <w:r>
+        <w:rPr>
+          <w:lang w:val="en-US"/>
+        </w:rPr>
+        <w:t xml:space="preserve">[name]. The Isabella look alike was always friendly, talkative and fun, the other subdued. </w:t>
+      </w:r>
+    </w:p>
+    <w:p>
+      <w:r>
+        <w:rPr>
+          <w:lang w:val="en-US"/>
+        </w:rPr>
+        <w:t xml:space="preserve">I exited the Richmond’s </w:t>
+      </w:r>
+      <w:r>
+        <w:rPr>
+          <w:lang w:val="en-US"/>
+        </w:rPr>
+        <w:t>and had a short walk to</w:t>
       </w:r>
       <w:r>
         <w:rPr>
@@ -2145,22 +2468,23 @@
         <w:t xml:space="preserve"> </w:t>
       </w:r>
       <w:r>
-        <w:rPr>
-          <w:lang w:val="en-US"/>
-        </w:rPr>
-        <w:t xml:space="preserve">very </w:t>
-      </w:r>
-      <w:r>
-        <w:rPr>
-          <w:lang w:val="en-US"/>
-        </w:rPr>
-        <w:t>reserved</w:t>
-      </w:r>
-      <w:r>
-        <w:rPr>
-          <w:lang w:val="en-US"/>
-        </w:rPr>
-        <w:t>.</w:t>
+        <w:t>St Arnaud</w:t>
+      </w:r>
+      <w:r>
+        <w:t>. Here I picked up my food supplies that I had previously sent down from Wellington. The TA has several forward drop points, strategically located so that food and supplies can be picked up on route.</w:t>
+      </w:r>
+    </w:p>
+    <w:p>
+      <w:pPr>
+        <w:rPr>
+          <w:lang w:val="en-US"/>
+        </w:rPr>
+      </w:pPr>
+      <w:r>
+        <w:rPr>
+          <w:lang w:val="en-US"/>
+        </w:rPr>
+        <w:t>My arrival at</w:t>
       </w:r>
       <w:r>
         <w:rPr>
@@ -2169,66 +2493,354 @@
         <w:t xml:space="preserve"> </w:t>
       </w:r>
       <w:r>
-        <w:rPr>
-          <w:lang w:val="en-US"/>
-        </w:rPr>
-        <w:t xml:space="preserve">She has finished studying agriculture and </w:t>
+        <w:t>St Arnaud</w:t>
+      </w:r>
+      <w:r>
+        <w:t xml:space="preserve"> </w:t>
+      </w:r>
+      <w:r>
+        <w:t xml:space="preserve">coincided with holes my </w:t>
+      </w:r>
+      <w:r>
+        <w:t xml:space="preserve">Merrell </w:t>
+      </w:r>
+      <w:r>
+        <w:t xml:space="preserve">boots. </w:t>
+      </w:r>
+      <w:r>
+        <w:t>I really liked them and t</w:t>
+      </w:r>
+      <w:r>
+        <w:t>hey had done well, a good [number] kms</w:t>
+      </w:r>
+      <w:r>
+        <w:t xml:space="preserve"> of sand, water</w:t>
+      </w:r>
+      <w:r>
+        <w:t>, rocks</w:t>
+      </w:r>
+      <w:r>
+        <w:t xml:space="preserve"> and hills</w:t>
+      </w:r>
+      <w:r>
+        <w:t xml:space="preserve">. </w:t>
+      </w:r>
+      <w:r>
+        <w:t>However t</w:t>
+      </w:r>
+      <w:r>
+        <w:t xml:space="preserve">heir </w:t>
+      </w:r>
+      <w:r>
+        <w:t>life</w:t>
+      </w:r>
+      <w:r>
+        <w:t xml:space="preserve"> was at an end, and the next section was another rugged mountain range. </w:t>
+      </w:r>
+      <w:r>
+        <w:t xml:space="preserve">I thought of duck tapping them but eventually decided to </w:t>
+      </w:r>
+      <w:r>
+        <w:t xml:space="preserve">cut out of the walk and hitch hike to </w:t>
+      </w:r>
+      <w:r>
+        <w:rPr>
+          <w:lang w:val="en-US"/>
+        </w:rPr>
+        <w:t>Blenheim</w:t>
+      </w:r>
+      <w:r>
+        <w:t xml:space="preserve">. </w:t>
+      </w:r>
+      <w:r>
+        <w:t>It took all afternoon to travel 100 kms and I arrived at 4:45</w:t>
+      </w:r>
+      <w:r>
+        <w:t>,</w:t>
+      </w:r>
+      <w:r>
+        <w:t xml:space="preserve"> </w:t>
+      </w:r>
+      <w:r>
+        <w:t>j</w:t>
+      </w:r>
+      <w:r>
+        <w:t>ust in time to find a shop that stocked hiking boots. Unfortunately</w:t>
+      </w:r>
+      <w:r>
+        <w:t>,</w:t>
+      </w:r>
+      <w:r>
+        <w:t xml:space="preserve"> they didn’t have </w:t>
+      </w:r>
+      <w:r>
+        <w:t>Merr</w:t>
+      </w:r>
+      <w:r>
+        <w:t>e</w:t>
+      </w:r>
+      <w:r>
+        <w:t>lls</w:t>
+      </w:r>
+      <w:r>
+        <w:t xml:space="preserve">. </w:t>
+      </w:r>
+      <w:r>
+        <w:t xml:space="preserve">I bought a pair of </w:t>
+      </w:r>
+      <w:r>
+        <w:t>Oboz</w:t>
+      </w:r>
+      <w:r>
+        <w:t xml:space="preserve"> and called Cynthia to see if I could stay the night. Cynthia was another old university friend and wife of John who I had walked the </w:t>
+      </w:r>
+      <w:r>
+        <w:rPr>
+          <w:lang w:val="en-US"/>
+        </w:rPr>
+        <w:t>Queen Charlotte with.</w:t>
+      </w:r>
+      <w:r>
+        <w:rPr>
+          <w:lang w:val="en-US"/>
+        </w:rPr>
+        <w:t xml:space="preserve"> </w:t>
+      </w:r>
+    </w:p>
+    <w:p>
+      <w:r>
+        <w:rPr>
+          <w:lang w:val="en-US"/>
+        </w:rPr>
+        <w:t xml:space="preserve">As a student I flatted with </w:t>
+      </w:r>
+      <w:r>
+        <w:t xml:space="preserve">Cynthia for 2 years in Palmerston North along with Tim and Shelley. We were a tight group of friends who </w:t>
+      </w:r>
+      <w:r>
+        <w:t xml:space="preserve">went </w:t>
+      </w:r>
+      <w:r>
+        <w:t xml:space="preserve">our own ways after university. </w:t>
+      </w:r>
+      <w:r>
+        <w:t>I had caught up with Cynthia infrequently through the years, so i</w:t>
+      </w:r>
+      <w:r>
+        <w:t xml:space="preserve">t was great to catch up with </w:t>
+      </w:r>
+      <w:r>
+        <w:t>them</w:t>
+      </w:r>
+      <w:r>
+        <w:t xml:space="preserve"> </w:t>
+      </w:r>
+      <w:r>
+        <w:t xml:space="preserve">again </w:t>
+      </w:r>
+      <w:r>
+        <w:t xml:space="preserve">and chew the fat. </w:t>
+      </w:r>
+    </w:p>
+    <w:p>
+      <w:r>
+        <w:t xml:space="preserve">The next morning John said he would drop me off on the outskirts of Blenheim so that I could hitch back to </w:t>
+      </w:r>
+      <w:r>
+        <w:t>St Arnaud</w:t>
+      </w:r>
+      <w:r>
+        <w:t>. To my surprise and g</w:t>
+      </w:r>
+      <w:r>
+        <w:t xml:space="preserve">ratitude, </w:t>
+      </w:r>
+      <w:r>
+        <w:t xml:space="preserve">he took me all the way, dropping me at the point I had cut out. I walked to the trail head on the shores of lake </w:t>
+      </w:r>
+      <w:r>
+        <w:t>Rotoiti</w:t>
+      </w:r>
+      <w:r>
+        <w:t xml:space="preserve"> and stood admiring the </w:t>
+      </w:r>
+      <w:r>
+        <w:t xml:space="preserve">fantastic </w:t>
+      </w:r>
+      <w:r>
+        <w:t>view.</w:t>
+      </w:r>
+      <w:r>
+        <w:t xml:space="preserve"> It is a </w:t>
+      </w:r>
+      <w:r>
+        <w:t>glacial lake</w:t>
+      </w:r>
+      <w:r>
+        <w:t xml:space="preserve"> beautifully bordered by mountains.</w:t>
+      </w:r>
+    </w:p>
+    <w:p>
+      <w:r>
+        <w:t xml:space="preserve">To my surprise the two girls </w:t>
+      </w:r>
+      <w:r>
+        <w:t xml:space="preserve">pulled up </w:t>
+      </w:r>
+      <w:r>
+        <w:t xml:space="preserve">in a van. </w:t>
+      </w:r>
+      <w:r>
+        <w:rPr>
+          <w:lang w:val="en-US"/>
+        </w:rPr>
+        <w:t>Isabella’s look</w:t>
+      </w:r>
+      <w:r>
+        <w:rPr>
+          <w:lang w:val="en-US"/>
+        </w:rPr>
+        <w:t>-</w:t>
+      </w:r>
+      <w:r>
+        <w:rPr>
+          <w:lang w:val="en-US"/>
+        </w:rPr>
+        <w:t>a</w:t>
+      </w:r>
+      <w:r>
+        <w:rPr>
+          <w:lang w:val="en-US"/>
+        </w:rPr>
+        <w:t>-</w:t>
       </w:r>
       <w:proofErr w:type="gramStart"/>
       <w:r>
         <w:rPr>
           <w:lang w:val="en-US"/>
         </w:rPr>
-        <w:t>had</w:t>
+        <w:t>like’s</w:t>
       </w:r>
       <w:proofErr w:type="gramEnd"/>
       <w:r>
         <w:rPr>
           <w:lang w:val="en-US"/>
         </w:rPr>
-        <w:t xml:space="preserve"> been working on the family farm. It was her friend who was the inspiration for the walk, and s</w:t>
-      </w:r>
-      <w:r>
-        <w:rPr>
-          <w:lang w:val="en-US"/>
-        </w:rPr>
-        <w:t xml:space="preserve">he had </w:t>
-      </w:r>
-      <w:r>
-        <w:rPr>
-          <w:lang w:val="en-US"/>
-        </w:rPr>
-        <w:t xml:space="preserve">only agreed to </w:t>
-      </w:r>
-      <w:r>
-        <w:rPr>
-          <w:lang w:val="en-US"/>
-        </w:rPr>
-        <w:t xml:space="preserve">join her </w:t>
-      </w:r>
-      <w:r>
-        <w:rPr>
-          <w:lang w:val="en-US"/>
-        </w:rPr>
-        <w:t xml:space="preserve">just before they set off. She told </w:t>
-      </w:r>
-      <w:r>
-        <w:rPr>
-          <w:lang w:val="en-US"/>
-        </w:rPr>
-        <w:t>me her</w:t>
-      </w:r>
-      <w:r>
-        <w:rPr>
-          <w:lang w:val="en-US"/>
-        </w:rPr>
-        <w:t xml:space="preserve"> dad had recently passed away</w:t>
-      </w:r>
-      <w:r>
-        <w:rPr>
-          <w:lang w:val="en-US"/>
-        </w:rPr>
-        <w:t>. I offered condolences and we moved on to talk about the walk, but her sadness was evident.</w:t>
+        <w:t xml:space="preserve"> mum had driven them and was joining them for a short way into the track. We h</w:t>
+      </w:r>
+      <w:r>
+        <w:rPr>
+          <w:lang w:val="en-US"/>
+        </w:rPr>
+        <w:t>ad</w:t>
+      </w:r>
+      <w:r>
+        <w:rPr>
+          <w:lang w:val="en-US"/>
+        </w:rPr>
+        <w:t xml:space="preserve"> a quick </w:t>
+      </w:r>
+      <w:proofErr w:type="gramStart"/>
+      <w:r>
+        <w:rPr>
+          <w:lang w:val="en-US"/>
+        </w:rPr>
+        <w:t>chat</w:t>
+      </w:r>
+      <w:proofErr w:type="gramEnd"/>
+      <w:r>
+        <w:rPr>
+          <w:lang w:val="en-US"/>
+        </w:rPr>
+        <w:t xml:space="preserve"> and they set off ahead of me. </w:t>
+      </w:r>
+    </w:p>
+    <w:p>
+      <w:pPr>
+        <w:rPr>
+          <w:lang w:val="en-US"/>
+        </w:rPr>
+      </w:pPr>
+      <w:r>
+        <w:rPr>
+          <w:lang w:val="en-US"/>
+        </w:rPr>
+        <w:t xml:space="preserve">I had not long walked along side Rotoiti when I came across the girls. </w:t>
+      </w:r>
+      <w:r>
+        <w:rPr>
+          <w:lang w:val="en-US"/>
+        </w:rPr>
+        <w:t>I could sense the energy before I saw t</w:t>
+      </w:r>
+      <w:r>
+        <w:rPr>
+          <w:lang w:val="en-US"/>
+        </w:rPr>
+        <w:t xml:space="preserve">he friend sobbing uncontrollably. </w:t>
+      </w:r>
+      <w:r>
+        <w:rPr>
+          <w:lang w:val="en-US"/>
+        </w:rPr>
+        <w:t xml:space="preserve">She was sitting on the ground and </w:t>
+      </w:r>
+      <w:r>
+        <w:rPr>
+          <w:lang w:val="en-US"/>
+        </w:rPr>
+        <w:t>Isabella’s look-a-</w:t>
+      </w:r>
+      <w:proofErr w:type="gramStart"/>
+      <w:r>
+        <w:rPr>
+          <w:lang w:val="en-US"/>
+        </w:rPr>
+        <w:t>like’s</w:t>
+      </w:r>
+      <w:proofErr w:type="gramEnd"/>
+      <w:r>
+        <w:rPr>
+          <w:lang w:val="en-US"/>
+        </w:rPr>
+        <w:t xml:space="preserve"> mum</w:t>
+      </w:r>
+      <w:r>
+        <w:rPr>
+          <w:lang w:val="en-US"/>
+        </w:rPr>
+        <w:t xml:space="preserve"> was hugging her with </w:t>
+      </w:r>
+      <w:r>
+        <w:rPr>
+          <w:lang w:val="en-US"/>
+        </w:rPr>
+        <w:t>Isabella</w:t>
+      </w:r>
+      <w:r>
+        <w:rPr>
+          <w:lang w:val="en-US"/>
+        </w:rPr>
+        <w:t xml:space="preserve"> standing beside her. </w:t>
+      </w:r>
+      <w:r>
+        <w:rPr>
+          <w:lang w:val="en-US"/>
+        </w:rPr>
+        <w:t xml:space="preserve">I didn’t feel awkward or sad, just relief that she was letting her grief go. There was nothing for </w:t>
+      </w:r>
+      <w:r>
+        <w:rPr>
+          <w:lang w:val="en-US"/>
+        </w:rPr>
+        <w:lastRenderedPageBreak/>
+        <w:t>me to say</w:t>
+      </w:r>
+      <w:r>
+        <w:rPr>
+          <w:lang w:val="en-US"/>
+        </w:rPr>
+        <w:t xml:space="preserve"> and I just carried on. I</w:t>
       </w:r>
       <w:r>
         <w:rPr>
@@ -2236,45 +2848,47 @@
         </w:rPr>
         <w:t xml:space="preserve"> </w:t>
       </w:r>
-    </w:p>
-    <w:p>
-      <w:r>
-        <w:rPr>
-          <w:lang w:val="en-US"/>
-        </w:rPr>
-        <w:t xml:space="preserve">Next morning I left early. I called in at the local bakery and bought a mussel pie from the local bakery, oh my god it was good! The road out of Havelock runs beside </w:t>
-      </w:r>
-      <w:r>
-        <w:t xml:space="preserve">Pelorus </w:t>
-      </w:r>
-      <w:r>
-        <w:t xml:space="preserve">sound. The sun was just coming up and the </w:t>
-      </w:r>
-      <w:r>
-        <w:t xml:space="preserve">day was clear, the water </w:t>
-      </w:r>
-      <w:r>
-        <w:t xml:space="preserve">looked stunning in the morning sun. </w:t>
-      </w:r>
-      <w:r>
-        <w:rPr>
-          <w:lang w:val="en-US"/>
-        </w:rPr>
-        <w:t xml:space="preserve">From there I started the Richmond Ranges section. A rugged mountain range that took me 8 days to transverse. </w:t>
-      </w:r>
-    </w:p>
-    <w:p>
-      <w:r>
-        <w:rPr>
-          <w:lang w:val="en-US"/>
-        </w:rPr>
-        <w:t xml:space="preserve">I ran into the girls a couple of times and overnighted together in the [name] hut. The Isabella look alike was always friendly, talkative and fun, the other subdued. I exited the Richmond’s </w:t>
-      </w:r>
-      <w:r>
-        <w:rPr>
-          <w:lang w:val="en-US"/>
-        </w:rPr>
-        <w:t>and had a short walk to</w:t>
+      <w:r>
+        <w:rPr>
+          <w:lang w:val="en-US"/>
+        </w:rPr>
+        <w:t>stopped</w:t>
+      </w:r>
+      <w:r>
+        <w:rPr>
+          <w:lang w:val="en-US"/>
+        </w:rPr>
+        <w:t xml:space="preserve"> at the next hut to have lunch and </w:t>
+      </w:r>
+      <w:r>
+        <w:rPr>
+          <w:lang w:val="en-US"/>
+        </w:rPr>
+        <w:t xml:space="preserve">a few minutes later </w:t>
+      </w:r>
+      <w:r>
+        <w:rPr>
+          <w:lang w:val="en-US"/>
+        </w:rPr>
+        <w:t xml:space="preserve">the 2 girls joined me. The friend’s presence was lighter and we sat and chatted. </w:t>
+      </w:r>
+      <w:r>
+        <w:rPr>
+          <w:lang w:val="en-US"/>
+        </w:rPr>
+        <w:t>I</w:t>
+      </w:r>
+      <w:r>
+        <w:rPr>
+          <w:lang w:val="en-US"/>
+        </w:rPr>
+        <w:t xml:space="preserve"> cross</w:t>
+      </w:r>
+      <w:r>
+        <w:rPr>
+          <w:lang w:val="en-US"/>
+        </w:rPr>
+        <w:t>ed</w:t>
       </w:r>
       <w:r>
         <w:rPr>
@@ -2283,24 +2897,10 @@
         <w:t xml:space="preserve"> </w:t>
       </w:r>
       <w:r>
-        <w:t>St Arnaud</w:t>
-      </w:r>
-      <w:r>
-        <w:t>. Here I picked up my food supplies that I had previously sent down from Wellington. The TA has several forward drop points, strategically located so that food and supplies can be picked up on route.</w:t>
-      </w:r>
-    </w:p>
-    <w:p>
-      <w:pPr>
-        <w:rPr>
-          <w:lang w:val="en-US"/>
-        </w:rPr>
-      </w:pPr>
-      <w:r>
-        <w:rPr>
-          <w:lang w:val="en-US"/>
-        </w:rPr>
-        <w:lastRenderedPageBreak/>
-        <w:t>My arrival at</w:t>
+        <w:rPr>
+          <w:lang w:val="en-US"/>
+        </w:rPr>
+        <w:t>their</w:t>
       </w:r>
       <w:r>
         <w:rPr>
@@ -2309,264 +2909,108 @@
         <w:t xml:space="preserve"> </w:t>
       </w:r>
       <w:r>
-        <w:t>St Arnaud</w:t>
-      </w:r>
-      <w:r>
+        <w:rPr>
+          <w:lang w:val="en-US"/>
+        </w:rPr>
+        <w:t>paths a couple more times. I discovered later that the friend dropped out when I saw Isabella alone</w:t>
+      </w:r>
+      <w:r>
+        <w:rPr>
+          <w:lang w:val="en-US"/>
+        </w:rPr>
         <w:t xml:space="preserve"> </w:t>
       </w:r>
       <w:r>
-        <w:t xml:space="preserve">coincided with holes my </w:t>
-      </w:r>
-      <w:r>
-        <w:t xml:space="preserve">Merrell </w:t>
-      </w:r>
-      <w:r>
-        <w:t xml:space="preserve">boots. </w:t>
-      </w:r>
-      <w:r>
-        <w:t>I really liked them and t</w:t>
-      </w:r>
-      <w:r>
-        <w:t>hey had done well, a good [number] kms</w:t>
-      </w:r>
-      <w:r>
-        <w:t xml:space="preserve"> of sand, water</w:t>
-      </w:r>
-      <w:r>
-        <w:t>, rocks</w:t>
-      </w:r>
-      <w:r>
-        <w:t xml:space="preserve"> and hills</w:t>
-      </w:r>
-      <w:r>
-        <w:t xml:space="preserve">. </w:t>
-      </w:r>
-      <w:r>
-        <w:t>However t</w:t>
-      </w:r>
-      <w:r>
-        <w:t xml:space="preserve">heir </w:t>
-      </w:r>
-      <w:r>
-        <w:t>life</w:t>
-      </w:r>
-      <w:r>
-        <w:t xml:space="preserve"> was at an end, and the next section was another rugged mountain range. </w:t>
-      </w:r>
-      <w:r>
-        <w:t xml:space="preserve">I thought of duck tapping them but eventually decided to </w:t>
-      </w:r>
-      <w:r>
-        <w:t xml:space="preserve">cut out of the walk and hitch hike to </w:t>
-      </w:r>
-      <w:r>
-        <w:rPr>
-          <w:lang w:val="en-US"/>
-        </w:rPr>
-        <w:t>Blenheim</w:t>
-      </w:r>
-      <w:r>
-        <w:t xml:space="preserve">. </w:t>
-      </w:r>
-      <w:r>
-        <w:t>It took all afternoon to travel 100 kms and I arrived at 4:45</w:t>
-      </w:r>
-      <w:r>
-        <w:t>,</w:t>
-      </w:r>
-      <w:r>
-        <w:t xml:space="preserve"> </w:t>
-      </w:r>
-      <w:r>
-        <w:t>j</w:t>
-      </w:r>
-      <w:r>
-        <w:t>ust in time to find a shop that stocked hiking boots. Unfortunately</w:t>
-      </w:r>
-      <w:r>
-        <w:t>,</w:t>
-      </w:r>
-      <w:r>
-        <w:t xml:space="preserve"> they didn’t have </w:t>
-      </w:r>
-      <w:r>
-        <w:t>Merr</w:t>
-      </w:r>
-      <w:r>
-        <w:t>e</w:t>
-      </w:r>
-      <w:r>
-        <w:t>lls</w:t>
-      </w:r>
-      <w:r>
-        <w:t xml:space="preserve">. </w:t>
-      </w:r>
-      <w:r>
-        <w:t xml:space="preserve">I bought a pair of </w:t>
-      </w:r>
-      <w:r>
-        <w:t>Oboz</w:t>
-      </w:r>
-      <w:r>
-        <w:t xml:space="preserve"> and called Cynthia to see if I could stay the night. Cynthia was another old university friend and wife of John who I had walked the </w:t>
-      </w:r>
-      <w:r>
-        <w:rPr>
-          <w:lang w:val="en-US"/>
-        </w:rPr>
-        <w:t>Queen Charlotte with.</w:t>
-      </w:r>
-      <w:r>
-        <w:rPr>
-          <w:lang w:val="en-US"/>
-        </w:rPr>
-        <w:t xml:space="preserve"> </w:t>
-      </w:r>
-    </w:p>
-    <w:p>
-      <w:r>
-        <w:rPr>
-          <w:lang w:val="en-US"/>
-        </w:rPr>
-        <w:t xml:space="preserve">As a student I flatted with </w:t>
-      </w:r>
-      <w:r>
-        <w:t xml:space="preserve">Cynthia for 2 years in Palmerston North along with Tim and Shelley. We were a tight group of friends who </w:t>
-      </w:r>
-      <w:r>
-        <w:t xml:space="preserve">went </w:t>
-      </w:r>
-      <w:r>
-        <w:t xml:space="preserve">our own ways after university. </w:t>
-      </w:r>
-      <w:r>
-        <w:t>I had caught up with Cynthia infrequently through the years, so i</w:t>
-      </w:r>
-      <w:r>
-        <w:t xml:space="preserve">t was great to catch up with </w:t>
-      </w:r>
-      <w:r>
-        <w:t>them</w:t>
-      </w:r>
-      <w:r>
-        <w:t xml:space="preserve"> </w:t>
-      </w:r>
-      <w:r>
-        <w:t xml:space="preserve">again </w:t>
-      </w:r>
-      <w:r>
-        <w:t xml:space="preserve">and chew the fat. </w:t>
-      </w:r>
-    </w:p>
-    <w:p>
-      <w:r>
-        <w:t xml:space="preserve">The next morning John said he would drop me off on the outskirts of Blenheim so that I could hitch back to </w:t>
-      </w:r>
-      <w:r>
-        <w:t>St Arnaud</w:t>
-      </w:r>
-      <w:r>
-        <w:t>. To my surprise and g</w:t>
-      </w:r>
-      <w:r>
-        <w:t xml:space="preserve">ratitude, </w:t>
-      </w:r>
-      <w:r>
-        <w:t xml:space="preserve">he took me all the way, dropping me at the point I had cut out. I walked to the trail head on the shores of lake </w:t>
-      </w:r>
-      <w:r>
-        <w:t>Rotoiti</w:t>
-      </w:r>
-      <w:r>
-        <w:t xml:space="preserve"> and stood admiring the </w:t>
-      </w:r>
-      <w:r>
-        <w:t xml:space="preserve">fantastic </w:t>
-      </w:r>
-      <w:r>
-        <w:t>view.</w:t>
-      </w:r>
-      <w:r>
-        <w:t xml:space="preserve"> It is a </w:t>
-      </w:r>
-      <w:r>
-        <w:t>glacial lake</w:t>
-      </w:r>
-      <w:r>
-        <w:t xml:space="preserve"> beautifully bordered by mountains.</w:t>
-      </w:r>
-    </w:p>
-    <w:p>
-      <w:r>
-        <w:t xml:space="preserve">To my surprise the two girls </w:t>
-      </w:r>
-      <w:r>
-        <w:t xml:space="preserve">pulled up </w:t>
-      </w:r>
-      <w:r>
-        <w:t xml:space="preserve">in a van. </w:t>
-      </w:r>
-      <w:r>
-        <w:rPr>
-          <w:lang w:val="en-US"/>
-        </w:rPr>
-        <w:t xml:space="preserve">Isabella’s look a like’s mum had driven them and was joining them for a short way into the track. We </w:t>
+        <w:rPr>
+          <w:lang w:val="en-US"/>
+        </w:rPr>
+        <w:t>in Kiwi Hut</w:t>
+      </w:r>
+      <w:r>
+        <w:rPr>
+          <w:lang w:val="en-US"/>
+        </w:rPr>
+        <w:t xml:space="preserve"> where she and a walker from Belgium overnighted. We were sitting together eating our meals when there </w:t>
       </w:r>
       <w:proofErr w:type="gramStart"/>
       <w:r>
         <w:rPr>
           <w:lang w:val="en-US"/>
         </w:rPr>
-        <w:t>hat</w:t>
+        <w:t>are</w:t>
       </w:r>
       <w:proofErr w:type="gramEnd"/>
       <w:r>
         <w:rPr>
           <w:lang w:val="en-US"/>
         </w:rPr>
-        <w:t xml:space="preserve"> a quick </w:t>
+        <w:t xml:space="preserve"> a loud bang in the front bedroom….</w:t>
+      </w:r>
+    </w:p>
+    <w:p>
+      <w:pPr>
+        <w:rPr>
+          <w:lang w:val="en-US"/>
+        </w:rPr>
+      </w:pPr>
+      <w:r>
+        <w:rPr>
+          <w:lang w:val="en-US"/>
+        </w:rPr>
+        <w:t xml:space="preserve">We caught up after the walk in Wellington. She worked at Kathmandu and gave me a discount voucher for myself and Jenny, which we gratefully used to purchase new raincoats. </w:t>
+      </w:r>
+    </w:p>
+    <w:p>
+      <w:pPr>
+        <w:rPr>
+          <w:lang w:val="en-US"/>
+        </w:rPr>
+      </w:pPr>
+      <w:r>
+        <w:rPr>
+          <w:lang w:val="en-US"/>
+        </w:rPr>
+        <w:t xml:space="preserve">Isabella told me the friend returned to the farm midway </w:t>
+      </w:r>
+      <w:r>
+        <w:rPr>
+          <w:lang w:val="en-US"/>
+        </w:rPr>
+        <w:t>through</w:t>
+      </w:r>
+      <w:r>
+        <w:rPr>
+          <w:lang w:val="en-US"/>
+        </w:rPr>
+        <w:t xml:space="preserve"> the walk</w:t>
+      </w:r>
+      <w:r>
+        <w:rPr>
+          <w:lang w:val="en-US"/>
+        </w:rPr>
+        <w:t xml:space="preserve">. The TA had given her the space and solitude to release </w:t>
       </w:r>
       <w:proofErr w:type="gramStart"/>
       <w:r>
         <w:rPr>
           <w:lang w:val="en-US"/>
         </w:rPr>
-        <w:t>chat</w:t>
+        <w:t>grief</w:t>
       </w:r>
       <w:proofErr w:type="gramEnd"/>
       <w:r>
         <w:rPr>
           <w:lang w:val="en-US"/>
         </w:rPr>
-        <w:t xml:space="preserve"> and they set off ahead of me. </w:t>
-      </w:r>
-    </w:p>
-    <w:p>
-      <w:pPr>
-        <w:rPr>
-          <w:lang w:val="en-US"/>
-        </w:rPr>
-      </w:pPr>
-    </w:p>
-    <w:p>
-      <w:pPr>
-        <w:rPr>
-          <w:lang w:val="en-US"/>
-        </w:rPr>
-      </w:pPr>
-    </w:p>
-    <w:p>
-      <w:pPr>
-        <w:rPr>
-          <w:lang w:val="en-US"/>
-        </w:rPr>
-      </w:pPr>
-      <w:r>
-        <w:rPr>
-          <w:lang w:val="en-US"/>
-        </w:rPr>
-        <w:t>Sobbing. Her dad had not long died. She never finished.</w:t>
-      </w:r>
+        <w:t xml:space="preserve"> and she no longer needed to walk.</w:t>
+      </w:r>
+    </w:p>
+    <w:p>
+      <w:pPr>
+        <w:rPr>
+          <w:lang w:val="en-US"/>
+        </w:rPr>
+      </w:pPr>
     </w:p>
     <w:p>
       <w:pPr>

--- a/docs/My Book.docx
+++ b/docs/My Book.docx
@@ -773,19 +773,11 @@
         </w:rPr>
         <w:t xml:space="preserve"> </w:t>
       </w:r>
-      <w:proofErr w:type="gramStart"/>
-      <w:r>
-        <w:rPr>
-          <w:lang w:val="en-US"/>
-        </w:rPr>
-        <w:t>erring</w:t>
-      </w:r>
-      <w:proofErr w:type="gramEnd"/>
-      <w:r>
-        <w:rPr>
-          <w:lang w:val="en-US"/>
-        </w:rPr>
-        <w:t xml:space="preserve"> on a cheaper price and thinking that I needed the exercise anyway. </w:t>
+      <w:r>
+        <w:rPr>
+          <w:lang w:val="en-US"/>
+        </w:rPr>
+        <w:t xml:space="preserve">erring on a cheaper price and thinking that I needed the exercise anyway. </w:t>
       </w:r>
     </w:p>
     <w:p>
@@ -817,21 +809,7 @@
         <w:rPr>
           <w:lang w:val="en-US"/>
         </w:rPr>
-        <w:t xml:space="preserve">ery spiritual journey involved sacrifice. The idea came to me from a random </w:t>
-      </w:r>
-      <w:proofErr w:type="gramStart"/>
-      <w:r>
-        <w:rPr>
-          <w:lang w:val="en-US"/>
-        </w:rPr>
-        <w:t>YouTuber,</w:t>
-      </w:r>
-      <w:proofErr w:type="gramEnd"/>
-      <w:r>
-        <w:rPr>
-          <w:lang w:val="en-US"/>
-        </w:rPr>
-        <w:t xml:space="preserve"> I was going to eat cold food and not take a stove with me. What is more </w:t>
+        <w:t xml:space="preserve">ery spiritual journey involved sacrifice. The idea came to me from a random YouTuber, I was going to eat cold food and not take a stove with me. What is more </w:t>
       </w:r>
       <w:r>
         <w:rPr>
@@ -856,21 +834,7 @@
         <w:rPr>
           <w:lang w:val="en-US"/>
         </w:rPr>
-        <w:t xml:space="preserve">Uncle Ben’s rice seemed to obvious choice. It was nutritious, easy to prepare, long-lasting and could be </w:t>
-      </w:r>
-      <w:proofErr w:type="gramStart"/>
-      <w:r>
-        <w:rPr>
-          <w:lang w:val="en-US"/>
-        </w:rPr>
-        <w:t>restocked</w:t>
-      </w:r>
-      <w:proofErr w:type="gramEnd"/>
-      <w:r>
-        <w:rPr>
-          <w:lang w:val="en-US"/>
-        </w:rPr>
-        <w:t xml:space="preserve"> from any supermarket. </w:t>
+        <w:t xml:space="preserve">Uncle Ben’s rice seemed to obvious choice. It was nutritious, easy to prepare, long-lasting and could be restocked from any supermarket. </w:t>
       </w:r>
       <w:r>
         <w:rPr>
@@ -942,21 +906,7 @@
         <w:rPr>
           <w:lang w:val="en-US"/>
         </w:rPr>
-        <w:t xml:space="preserve"> a few minutes and then </w:t>
-      </w:r>
-      <w:proofErr w:type="gramStart"/>
-      <w:r>
-        <w:rPr>
-          <w:lang w:val="en-US"/>
-        </w:rPr>
-        <w:t>tucked</w:t>
-      </w:r>
-      <w:proofErr w:type="gramEnd"/>
-      <w:r>
-        <w:rPr>
-          <w:lang w:val="en-US"/>
-        </w:rPr>
-        <w:t xml:space="preserve"> in. Hmm. </w:t>
+        <w:t xml:space="preserve"> a few minutes and then tucked in. Hmm. </w:t>
       </w:r>
       <w:r>
         <w:rPr>
@@ -970,21 +920,7 @@
         <w:rPr>
           <w:lang w:val="en-US"/>
         </w:rPr>
-        <w:t xml:space="preserve">The next 3 days I walked down </w:t>
-      </w:r>
-      <w:proofErr w:type="gramStart"/>
-      <w:r>
-        <w:rPr>
-          <w:lang w:val="en-US"/>
-        </w:rPr>
-        <w:t>90 mile</w:t>
-      </w:r>
-      <w:proofErr w:type="gramEnd"/>
-      <w:r>
-        <w:rPr>
-          <w:lang w:val="en-US"/>
-        </w:rPr>
-        <w:t xml:space="preserve"> beach, which is only 55 miles but that doesn’t roll of the tongue as well. Night two was rice again, </w:t>
+        <w:t xml:space="preserve">The next 3 days I walked down 90 mile beach, which is only 55 miles but that doesn’t roll of the tongue as well. Night two was rice again, </w:t>
       </w:r>
       <w:r>
         <w:rPr>
@@ -1034,21 +970,7 @@
           <w:lang w:val="en-US"/>
         </w:rPr>
         <w:lastRenderedPageBreak/>
-        <w:t xml:space="preserve">It all came to a </w:t>
-      </w:r>
-      <w:proofErr w:type="gramStart"/>
-      <w:r>
-        <w:rPr>
-          <w:lang w:val="en-US"/>
-        </w:rPr>
-        <w:t>head in [?]</w:t>
-      </w:r>
-      <w:proofErr w:type="gramEnd"/>
-      <w:r>
-        <w:rPr>
-          <w:lang w:val="en-US"/>
-        </w:rPr>
-        <w:t xml:space="preserve"> when I pitched my tent in the dark and the rain after a long walk. I was tired, wet, cold and hungry. I mixed the rice with water and just looked at </w:t>
+        <w:t xml:space="preserve">It all came to a head in [?] when I pitched my tent in the dark and the rain after a long walk. I was tired, wet, cold and hungry. I mixed the rice with water and just looked at </w:t>
       </w:r>
       <w:r>
         <w:rPr>
@@ -1262,7 +1184,6 @@
         </w:rPr>
         <w:t xml:space="preserve"> declined to join me (</w:t>
       </w:r>
-      <w:proofErr w:type="gramStart"/>
       <w:r>
         <w:rPr>
           <w:lang w:val="en-US"/>
@@ -1273,41 +1194,20 @@
         <w:rPr>
           <w:lang w:val="en-US"/>
         </w:rPr>
-        <w:t>I</w:t>
-      </w:r>
-      <w:proofErr w:type="gramEnd"/>
-      <w:r>
-        <w:rPr>
-          <w:lang w:val="en-US"/>
-        </w:rPr>
-        <w:t xml:space="preserve"> don’t recall an invite). </w:t>
-      </w:r>
-    </w:p>
-    <w:p>
-      <w:pPr>
-        <w:rPr>
-          <w:lang w:val="en-US"/>
-        </w:rPr>
-      </w:pPr>
-      <w:r>
-        <w:rPr>
-          <w:lang w:val="en-US"/>
-        </w:rPr>
-        <w:t xml:space="preserve">I had been previously contacted by a friend of a friend who wanted to meet me and shout me a beer. She was apparently impressed with my efforts, and I guess the offer of a beer was an easy segway for her to discuss my walk. I regularly </w:t>
-      </w:r>
-      <w:proofErr w:type="gramStart"/>
-      <w:r>
-        <w:rPr>
-          <w:lang w:val="en-US"/>
-        </w:rPr>
-        <w:t>met</w:t>
-      </w:r>
-      <w:proofErr w:type="gramEnd"/>
-      <w:r>
-        <w:rPr>
-          <w:lang w:val="en-US"/>
-        </w:rPr>
-        <w:t xml:space="preserve"> people with a </w:t>
+        <w:t xml:space="preserve">I don’t recall an invite). </w:t>
+      </w:r>
+    </w:p>
+    <w:p>
+      <w:pPr>
+        <w:rPr>
+          <w:lang w:val="en-US"/>
+        </w:rPr>
+      </w:pPr>
+      <w:r>
+        <w:rPr>
+          <w:lang w:val="en-US"/>
+        </w:rPr>
+        <w:t xml:space="preserve">I had been previously contacted by a friend of a friend who wanted to meet me and shout me a beer. She was apparently impressed with my efforts, and I guess the offer of a beer was an easy segway for her to discuss my walk. I regularly met people with a </w:t>
       </w:r>
       <w:r>
         <w:rPr>
@@ -1711,21 +1611,7 @@
         <w:rPr>
           <w:lang w:val="en-US"/>
         </w:rPr>
-        <w:t xml:space="preserve"> and </w:t>
-      </w:r>
-      <w:proofErr w:type="gramStart"/>
-      <w:r>
-        <w:rPr>
-          <w:lang w:val="en-US"/>
-        </w:rPr>
-        <w:t>could on</w:t>
-      </w:r>
-      <w:proofErr w:type="gramEnd"/>
-      <w:r>
-        <w:rPr>
-          <w:lang w:val="en-US"/>
-        </w:rPr>
-        <w:t xml:space="preserve"> manage short </w:t>
+        <w:t xml:space="preserve"> and could on manage short </w:t>
       </w:r>
       <w:r>
         <w:rPr>
@@ -1755,27 +1641,13 @@
         <w:rPr>
           <w:lang w:val="en-US"/>
         </w:rPr>
-        <w:t xml:space="preserve"> of our </w:t>
-      </w:r>
-      <w:proofErr w:type="gramStart"/>
-      <w:r>
-        <w:rPr>
-          <w:lang w:val="en-US"/>
-        </w:rPr>
-        <w:t>talk</w:t>
-      </w:r>
-      <w:r>
-        <w:rPr>
-          <w:lang w:val="en-US"/>
-        </w:rPr>
-        <w:t>,</w:t>
-      </w:r>
-      <w:proofErr w:type="gramEnd"/>
-      <w:r>
-        <w:rPr>
-          <w:lang w:val="en-US"/>
-        </w:rPr>
-        <w:t xml:space="preserve"> </w:t>
+        <w:t xml:space="preserve"> of our talk</w:t>
+      </w:r>
+      <w:r>
+        <w:rPr>
+          <w:lang w:val="en-US"/>
+        </w:rPr>
+        <w:t xml:space="preserve">, </w:t>
       </w:r>
       <w:r>
         <w:rPr>
@@ -1967,35 +1839,7 @@
         <w:rPr>
           <w:lang w:val="en-US"/>
         </w:rPr>
-        <w:t xml:space="preserve">to Havelock was an easy 20 km. Coming over a small hill and seeing Havelock and its harbor is a nice view, and I was looking forward to some fast food after 3 days on </w:t>
-      </w:r>
-      <w:proofErr w:type="gramStart"/>
-      <w:r>
-        <w:rPr>
-          <w:lang w:val="en-US"/>
-        </w:rPr>
-        <w:t>the Queen</w:t>
-      </w:r>
-      <w:proofErr w:type="gramEnd"/>
-      <w:r>
-        <w:rPr>
-          <w:lang w:val="en-US"/>
-        </w:rPr>
-        <w:t xml:space="preserve"> Charlotte. I had </w:t>
-      </w:r>
-      <w:proofErr w:type="gramStart"/>
-      <w:r>
-        <w:rPr>
-          <w:lang w:val="en-US"/>
-        </w:rPr>
-        <w:t>walked</w:t>
-      </w:r>
-      <w:proofErr w:type="gramEnd"/>
-      <w:r>
-        <w:rPr>
-          <w:lang w:val="en-US"/>
-        </w:rPr>
-        <w:t xml:space="preserve"> the beautiful Queen Charlotte section with </w:t>
+        <w:t xml:space="preserve">to Havelock was an easy 20 km. Coming over a small hill and seeing Havelock and its harbor is a nice view, and I was looking forward to some fast food after 3 days on the Queen Charlotte. I had walked the beautiful Queen Charlotte section with </w:t>
       </w:r>
       <w:r>
         <w:rPr>
@@ -2041,13 +1885,8 @@
         <w:t xml:space="preserve"> and</w:t>
       </w:r>
       <w:r>
-        <w:t xml:space="preserve"> too early for a </w:t>
-      </w:r>
-      <w:proofErr w:type="gramStart"/>
-      <w:r>
-        <w:t>meal</w:t>
-      </w:r>
-      <w:proofErr w:type="gramEnd"/>
+        <w:t xml:space="preserve"> too early for a meal</w:t>
+      </w:r>
       <w:r>
         <w:t xml:space="preserve"> so</w:t>
       </w:r>
@@ -2089,21 +1928,7 @@
         <w:rPr>
           <w:lang w:val="en-US"/>
         </w:rPr>
-        <w:t xml:space="preserve"> had pitched their tents. One of them came over and struck up a conversation. They had just started the TA on the Queen Charlotte </w:t>
-      </w:r>
-      <w:proofErr w:type="gramStart"/>
-      <w:r>
-        <w:rPr>
-          <w:lang w:val="en-US"/>
-        </w:rPr>
-        <w:t>trail,</w:t>
-      </w:r>
-      <w:proofErr w:type="gramEnd"/>
-      <w:r>
-        <w:rPr>
-          <w:lang w:val="en-US"/>
-        </w:rPr>
-        <w:t xml:space="preserve"> their plan was to only walk the South Island. </w:t>
+        <w:t xml:space="preserve"> had pitched their tents. One of them came over and struck up a conversation. They had just started the TA on the Queen Charlotte trail, their plan was to only walk the South Island. </w:t>
       </w:r>
       <w:r>
         <w:rPr>
@@ -2156,21 +1981,7 @@
         <w:rPr>
           <w:lang w:val="en-US"/>
         </w:rPr>
-        <w:t xml:space="preserve">Later </w:t>
-      </w:r>
-      <w:proofErr w:type="gramStart"/>
-      <w:r>
-        <w:rPr>
-          <w:lang w:val="en-US"/>
-        </w:rPr>
-        <w:t>on</w:t>
-      </w:r>
-      <w:proofErr w:type="gramEnd"/>
-      <w:r>
-        <w:rPr>
-          <w:lang w:val="en-US"/>
-        </w:rPr>
-        <w:t xml:space="preserve"> t</w:t>
+        <w:t>Later on t</w:t>
       </w:r>
       <w:r>
         <w:rPr>
@@ -2374,11 +2185,9 @@
         <w:lastRenderedPageBreak/>
         <w:t xml:space="preserve">were a great bunch of guys, ex university students who had studied engineering together back in the 70s. They meet up annually to do walks and were well organised. Their food was fresh and </w:t>
       </w:r>
-      <w:proofErr w:type="gramStart"/>
       <w:r>
         <w:t>plentiful</w:t>
       </w:r>
-      <w:proofErr w:type="gramEnd"/>
       <w:r>
         <w:t xml:space="preserve"> and they offered me a meal</w:t>
       </w:r>
@@ -2407,21 +2216,7 @@
         <w:rPr>
           <w:lang w:val="en-US"/>
         </w:rPr>
-        <w:t xml:space="preserve">I ran into the girls a couple of </w:t>
-      </w:r>
-      <w:proofErr w:type="gramStart"/>
-      <w:r>
-        <w:rPr>
-          <w:lang w:val="en-US"/>
-        </w:rPr>
-        <w:t>times</w:t>
-      </w:r>
-      <w:proofErr w:type="gramEnd"/>
-      <w:r>
-        <w:rPr>
-          <w:lang w:val="en-US"/>
-        </w:rPr>
-        <w:t xml:space="preserve"> and </w:t>
+        <w:t xml:space="preserve">I ran into the girls a couple of times and </w:t>
       </w:r>
       <w:r>
         <w:rPr>
@@ -2714,19 +2509,11 @@
         </w:rPr>
         <w:t>-</w:t>
       </w:r>
-      <w:proofErr w:type="gramStart"/>
-      <w:r>
-        <w:rPr>
-          <w:lang w:val="en-US"/>
-        </w:rPr>
-        <w:t>like’s</w:t>
-      </w:r>
-      <w:proofErr w:type="gramEnd"/>
-      <w:r>
-        <w:rPr>
-          <w:lang w:val="en-US"/>
-        </w:rPr>
-        <w:t xml:space="preserve"> mum had driven them and was joining them for a short way into the track. We h</w:t>
+      <w:r>
+        <w:rPr>
+          <w:lang w:val="en-US"/>
+        </w:rPr>
+        <w:t>like’s mum had driven them and was joining them for a short way into the track. We h</w:t>
       </w:r>
       <w:r>
         <w:rPr>
@@ -2738,21 +2525,7 @@
         <w:rPr>
           <w:lang w:val="en-US"/>
         </w:rPr>
-        <w:t xml:space="preserve"> a quick </w:t>
-      </w:r>
-      <w:proofErr w:type="gramStart"/>
-      <w:r>
-        <w:rPr>
-          <w:lang w:val="en-US"/>
-        </w:rPr>
-        <w:t>chat</w:t>
-      </w:r>
-      <w:proofErr w:type="gramEnd"/>
-      <w:r>
-        <w:rPr>
-          <w:lang w:val="en-US"/>
-        </w:rPr>
-        <w:t xml:space="preserve"> and they set off ahead of me. </w:t>
+        <w:t xml:space="preserve"> a quick chat and they set off ahead of me. </w:t>
       </w:r>
     </w:p>
     <w:p>
@@ -2789,21 +2562,7 @@
         <w:rPr>
           <w:lang w:val="en-US"/>
         </w:rPr>
-        <w:t>Isabella’s look-a-</w:t>
-      </w:r>
-      <w:proofErr w:type="gramStart"/>
-      <w:r>
-        <w:rPr>
-          <w:lang w:val="en-US"/>
-        </w:rPr>
-        <w:t>like’s</w:t>
-      </w:r>
-      <w:proofErr w:type="gramEnd"/>
-      <w:r>
-        <w:rPr>
-          <w:lang w:val="en-US"/>
-        </w:rPr>
-        <w:t xml:space="preserve"> mum</w:t>
+        <w:t>Isabella’s look-a-like’s mum</w:t>
       </w:r>
       <w:r>
         <w:rPr>
@@ -2930,21 +2689,7 @@
         <w:rPr>
           <w:lang w:val="en-US"/>
         </w:rPr>
-        <w:t xml:space="preserve"> where she and a walker from Belgium overnighted. We were sitting together eating our meals when there </w:t>
-      </w:r>
-      <w:proofErr w:type="gramStart"/>
-      <w:r>
-        <w:rPr>
-          <w:lang w:val="en-US"/>
-        </w:rPr>
-        <w:t>are</w:t>
-      </w:r>
-      <w:proofErr w:type="gramEnd"/>
-      <w:r>
-        <w:rPr>
-          <w:lang w:val="en-US"/>
-        </w:rPr>
-        <w:t xml:space="preserve"> a loud bang in the front bedroom….</w:t>
+        <w:t xml:space="preserve"> where she and a walker from Belgium overnighted. We were sitting together eating our meals when there are a loud bang in the front bedroom….</w:t>
       </w:r>
     </w:p>
     <w:p>
@@ -2988,22 +2733,285 @@
         <w:rPr>
           <w:lang w:val="en-US"/>
         </w:rPr>
-        <w:t xml:space="preserve">. The TA had given her the space and solitude to release </w:t>
-      </w:r>
-      <w:proofErr w:type="gramStart"/>
-      <w:r>
-        <w:rPr>
-          <w:lang w:val="en-US"/>
-        </w:rPr>
-        <w:t>grief</w:t>
-      </w:r>
-      <w:proofErr w:type="gramEnd"/>
-      <w:r>
-        <w:rPr>
-          <w:lang w:val="en-US"/>
-        </w:rPr>
-        <w:t xml:space="preserve"> and she no longer needed to walk.</w:t>
-      </w:r>
+        <w:t>. The TA had given her the space and solitude to release grief and she no longer needed to walk.</w:t>
+      </w:r>
+    </w:p>
+    <w:p>
+      <w:pPr>
+        <w:rPr>
+          <w:lang w:val="en-US"/>
+        </w:rPr>
+      </w:pPr>
+    </w:p>
+    <w:p>
+      <w:pPr>
+        <w:rPr>
+          <w:lang w:val="en-US"/>
+        </w:rPr>
+      </w:pPr>
+      <w:r>
+        <w:rPr>
+          <w:lang w:val="en-US"/>
+        </w:rPr>
+        <w:br w:type="page"/>
+      </w:r>
+    </w:p>
+    <w:p>
+      <w:pPr>
+        <w:rPr>
+          <w:lang w:val="en-US"/>
+        </w:rPr>
+      </w:pPr>
+      <w:r>
+        <w:rPr>
+          <w:lang w:val="en-US"/>
+        </w:rPr>
+        <w:lastRenderedPageBreak/>
+        <w:t>Cardiac arrest</w:t>
+      </w:r>
+    </w:p>
+    <w:p>
+      <w:pPr>
+        <w:rPr>
+          <w:lang w:val="en-US"/>
+        </w:rPr>
+      </w:pPr>
+      <w:r>
+        <w:rPr>
+          <w:lang w:val="en-US"/>
+        </w:rPr>
+        <w:t>When we moved back to Germany for the second time I decided I needed to make an effort to stay fit. I had a desk job</w:t>
+      </w:r>
+      <w:r>
+        <w:rPr>
+          <w:lang w:val="en-US"/>
+        </w:rPr>
+        <w:t>, was getting older</w:t>
+      </w:r>
+      <w:r>
+        <w:rPr>
+          <w:lang w:val="en-US"/>
+        </w:rPr>
+        <w:t xml:space="preserve"> and putting on weight. The idea came as a flash – run marathons. Well actually the idea wasn’t new, I had toyed with idea in university and then I recall a few years prior in a session with </w:t>
+      </w:r>
+      <w:proofErr w:type="spellStart"/>
+      <w:r>
+        <w:rPr>
+          <w:lang w:val="en-US"/>
+        </w:rPr>
+        <w:t>Tobaash</w:t>
+      </w:r>
+      <w:proofErr w:type="spellEnd"/>
+      <w:r>
+        <w:rPr>
+          <w:lang w:val="en-US"/>
+        </w:rPr>
+        <w:t xml:space="preserve"> were I declared I would run a marathon and walk the length of NZ. He said a marathon would be good.</w:t>
+      </w:r>
+    </w:p>
+    <w:p>
+      <w:pPr>
+        <w:rPr>
+          <w:lang w:val="en-US"/>
+        </w:rPr>
+      </w:pPr>
+      <w:r>
+        <w:rPr>
+          <w:lang w:val="en-US"/>
+        </w:rPr>
+        <w:t xml:space="preserve">The idea was a winner. I booked my place in the 2016 Rome marathon and trained for 6 months. For training I ran twice during the week and then a longer run on the weekends. I started slow and eventually built up to a 36 km run. </w:t>
+      </w:r>
+      <w:r>
+        <w:rPr>
+          <w:lang w:val="en-US"/>
+        </w:rPr>
+        <w:t>Rome was scheduled for March which meant training over winter, dark cold mornings with snow at times. It was hard at first but once the habit formed, I didn’t want to miss it.</w:t>
+      </w:r>
+    </w:p>
+    <w:p>
+      <w:r>
+        <w:rPr>
+          <w:lang w:val="en-US"/>
+        </w:rPr>
+        <w:t xml:space="preserve">I read a great book </w:t>
+      </w:r>
+      <w:r>
+        <w:rPr>
+          <w:lang w:val="en-US"/>
+        </w:rPr>
+        <w:t>b</w:t>
+      </w:r>
+      <w:r>
+        <w:rPr>
+          <w:lang w:val="en-US"/>
+        </w:rPr>
+        <w:t xml:space="preserve">y </w:t>
+      </w:r>
+      <w:r>
+        <w:t>Phil Maffetone</w:t>
+      </w:r>
+      <w:r>
+        <w:t xml:space="preserve">, </w:t>
+      </w:r>
+      <w:r>
+        <w:t>an endurance coach and sports medicine practitioner</w:t>
+      </w:r>
+      <w:r>
+        <w:t xml:space="preserve">. He promoted an optimal heart rate formula for endurance of: Target </w:t>
+      </w:r>
+      <w:r>
+        <w:t>Heart Rate</w:t>
+      </w:r>
+      <w:r>
+        <w:t xml:space="preserve"> </w:t>
+      </w:r>
+      <w:r>
+        <w:t xml:space="preserve">= </w:t>
+      </w:r>
+      <w:r>
+        <w:t>180 − your age</w:t>
+      </w:r>
+      <w:r>
+        <w:t xml:space="preserve">. The idea is we have 2 main </w:t>
+      </w:r>
+      <w:r>
+        <w:t>muscle groups</w:t>
+      </w:r>
+      <w:r>
+        <w:t>, s</w:t>
+      </w:r>
+      <w:r>
+        <w:t>low-</w:t>
+      </w:r>
+      <w:r>
+        <w:t>t</w:t>
+      </w:r>
+      <w:r>
+        <w:t>witch</w:t>
+      </w:r>
+      <w:r>
+        <w:t xml:space="preserve"> and fast-twitch. </w:t>
+      </w:r>
+      <w:r>
+        <w:t xml:space="preserve">There are others, but these 2 are relevant to running. </w:t>
+      </w:r>
+      <w:r>
+        <w:t>By limiting one</w:t>
+      </w:r>
+      <w:r>
+        <w:t>’</w:t>
+      </w:r>
+      <w:r>
+        <w:t>s heart rate</w:t>
+      </w:r>
+      <w:r>
+        <w:t>,</w:t>
+      </w:r>
+      <w:r>
+        <w:t xml:space="preserve"> the </w:t>
+      </w:r>
+      <w:r>
+        <w:t>s</w:t>
+      </w:r>
+      <w:r>
+        <w:t>low-</w:t>
+      </w:r>
+      <w:r>
+        <w:t>t</w:t>
+      </w:r>
+      <w:r>
+        <w:t>witch</w:t>
+      </w:r>
+      <w:r>
+        <w:t xml:space="preserve"> endurance muscles improve. I followed </w:t>
+      </w:r>
+      <w:r>
+        <w:t>Phil’s method</w:t>
+      </w:r>
+      <w:r>
+        <w:t xml:space="preserve"> expecting to </w:t>
+      </w:r>
+      <w:r>
+        <w:t xml:space="preserve">slowly </w:t>
+      </w:r>
+      <w:r>
+        <w:t xml:space="preserve">increase my speed </w:t>
+      </w:r>
+      <w:r>
+        <w:t xml:space="preserve">whilst keeping my heart rate constant. It didn’t happen. </w:t>
+      </w:r>
+    </w:p>
+    <w:p>
+      <w:r>
+        <w:t xml:space="preserve">I was frustrated. I religiously monitored my heart rate and made sure I didn’t exceed </w:t>
+      </w:r>
+      <w:r>
+        <w:t>my</w:t>
+      </w:r>
+      <w:r>
+        <w:t xml:space="preserve"> </w:t>
+      </w:r>
+      <w:r>
+        <w:t>heart rate target;</w:t>
+      </w:r>
+      <w:r>
+        <w:t xml:space="preserve"> however I wasn’t improving. Phil’s book had given a number of case studies where people made enormous improvements within 6 months. In his book, Phil was adamant in his </w:t>
+      </w:r>
+      <w:r>
+        <w:t>method but</w:t>
+      </w:r>
+      <w:r>
+        <w:t xml:space="preserve"> did qualify that people with heart problems may not see improvement. </w:t>
+      </w:r>
+      <w:r>
+        <w:t>I rejected the idea that I had a heart problem, so decided to keep training and just break the limit.</w:t>
+      </w:r>
+    </w:p>
+    <w:p>
+      <w:r>
+        <w:t xml:space="preserve">Rome required a doctor’s certificate to enter. I saw my doctor, gave a blood sample and undertook some tests. He was concerned about my blood pressure and said I was close to requiring medication, and again </w:t>
+      </w:r>
+      <w:r>
+        <w:t>I rejected the idea that I had a heart problem</w:t>
+      </w:r>
+      <w:r>
+        <w:t xml:space="preserve"> and passed it off as an over cautious doctor.</w:t>
+      </w:r>
+    </w:p>
+    <w:p>
+      <w:r>
+        <w:t>I had flights booked for Jenny, Isabella and myself to Rome, but an airport strike meant my flight was cancelled</w:t>
+      </w:r>
+      <w:r>
+        <w:t xml:space="preserve"> at the last minute</w:t>
+      </w:r>
+      <w:r>
+        <w:t xml:space="preserve">. </w:t>
+      </w:r>
+      <w:r>
+        <w:t>Panic. We jumped in the car and drove the 8 hours to Rome, arriving mid afternoon and time enough to do the registration. It was exciting walking through the multitude of stands where people were selling everything running. I got bib and sat in on a session for beginners. It was helpful and I declared my target was 3 hours 30.</w:t>
+      </w:r>
+    </w:p>
+    <w:p>
+      <w:r>
+        <w:t xml:space="preserve">Fifteen thousand runners lined up. The circuit started and ended near the colosseum, snaking its way past the Vatican and other beautiful sites. I started strong and joined the 3:30 group on a high. It didn’t last, and by halfway I was in trouble. I had exhausted myself and the 35 km mark I was down to a crawl. I stopped for a drink and found it </w:t>
+      </w:r>
+      <w:r>
+        <w:lastRenderedPageBreak/>
+        <w:t>difficult to restart</w:t>
+      </w:r>
+      <w:r>
+        <w:t xml:space="preserve">. I wasn’t alone though, there were other victims that appeared worse off. I came in at 5 hours 35 minutes completely shattered. Once over the line I burst into tears, the emotion came over me like ocean wave. </w:t>
+      </w:r>
+    </w:p>
+    <w:p/>
+    <w:p/>
+    <w:p>
+      <w:pPr>
+        <w:rPr>
+          <w:lang w:val="en-US"/>
+        </w:rPr>
+      </w:pPr>
     </w:p>
     <w:p>
       <w:pPr>
@@ -3884,7 +3892,6 @@
   <w:style w:type="character" w:default="1" w:styleId="DefaultParagraphFont">
     <w:name w:val="Default Paragraph Font"/>
     <w:uiPriority w:val="1"/>
-    <w:semiHidden/>
     <w:unhideWhenUsed/>
   </w:style>
   <w:style w:type="table" w:default="1" w:styleId="TableNormal">
